--- a/content/files/alamine_resume.docx
+++ b/content/files/alamine_resume.docx
@@ -5,29 +5,29 @@
     <w:tbl>
       <w:tblPr>
         <w:tblStyle w:val="TableGrid"/>
-        <w:tblW w:w="11257" w:type="dxa"/>
+        <w:tblW w:w="11297" w:type="dxa"/>
         <w:tblInd w:w="-270" w:type="dxa"/>
         <w:tblLayout w:type="fixed"/>
         <w:tblLook w:val="04A0" w:firstRow="1" w:lastRow="0" w:firstColumn="1" w:lastColumn="0" w:noHBand="0" w:noVBand="1"/>
       </w:tblPr>
       <w:tblGrid>
-        <w:gridCol w:w="1904"/>
-        <w:gridCol w:w="91"/>
-        <w:gridCol w:w="6493"/>
-        <w:gridCol w:w="1034"/>
-        <w:gridCol w:w="654"/>
-        <w:gridCol w:w="1051"/>
-        <w:gridCol w:w="30"/>
+        <w:gridCol w:w="1910"/>
+        <w:gridCol w:w="92"/>
+        <w:gridCol w:w="6515"/>
+        <w:gridCol w:w="1038"/>
+        <w:gridCol w:w="657"/>
+        <w:gridCol w:w="1053"/>
+        <w:gridCol w:w="32"/>
       </w:tblGrid>
       <w:tr>
         <w:trPr>
           <w:gridAfter w:val="1"/>
-          <w:wAfter w:w="30" w:type="dxa"/>
-          <w:trHeight w:val="1381"/>
+          <w:wAfter w:w="32" w:type="dxa"/>
+          <w:trHeight w:val="1150"/>
         </w:trPr>
         <w:tc>
           <w:tcPr>
-            <w:tcW w:w="1904" w:type="dxa"/>
+            <w:tcW w:w="1910" w:type="dxa"/>
             <w:tcBorders>
               <w:top w:val="nil"/>
               <w:left w:val="nil"/>
@@ -49,7 +49,7 @@
         </w:tc>
         <w:tc>
           <w:tcPr>
-            <w:tcW w:w="6584" w:type="dxa"/>
+            <w:tcW w:w="6607" w:type="dxa"/>
             <w:gridSpan w:val="2"/>
             <w:tcBorders>
               <w:top w:val="nil"/>
@@ -189,7 +189,7 @@
         </w:tc>
         <w:tc>
           <w:tcPr>
-            <w:tcW w:w="2739" w:type="dxa"/>
+            <w:tcW w:w="2748" w:type="dxa"/>
             <w:gridSpan w:val="3"/>
             <w:tcBorders>
               <w:top w:val="nil"/>
@@ -213,11 +213,11 @@
       </w:tr>
       <w:tr>
         <w:trPr>
-          <w:trHeight w:val="301"/>
+          <w:trHeight w:val="276"/>
         </w:trPr>
         <w:tc>
           <w:tcPr>
-            <w:tcW w:w="11257" w:type="dxa"/>
+            <w:tcW w:w="11297" w:type="dxa"/>
             <w:gridSpan w:val="7"/>
             <w:tcBorders>
               <w:top w:val="nil"/>
@@ -259,11 +259,11 @@
       </w:tr>
       <w:tr>
         <w:trPr>
-          <w:trHeight w:val="4641"/>
+          <w:trHeight w:val="4262"/>
         </w:trPr>
         <w:tc>
           <w:tcPr>
-            <w:tcW w:w="1904" w:type="dxa"/>
+            <w:tcW w:w="1910" w:type="dxa"/>
             <w:tcBorders>
               <w:top w:val="single" w:sz="4" w:space="0" w:color="7F7F7F" w:themeColor="text1" w:themeTint="80"/>
               <w:left w:val="nil"/>
@@ -298,7 +298,7 @@
         </w:tc>
         <w:tc>
           <w:tcPr>
-            <w:tcW w:w="7618" w:type="dxa"/>
+            <w:tcW w:w="7645" w:type="dxa"/>
             <w:gridSpan w:val="3"/>
             <w:tcBorders>
               <w:top w:val="single" w:sz="4" w:space="0" w:color="7F7F7F" w:themeColor="text1" w:themeTint="80"/>
@@ -820,7 +820,7 @@
         </w:tc>
         <w:tc>
           <w:tcPr>
-            <w:tcW w:w="1733" w:type="dxa"/>
+            <w:tcW w:w="1741" w:type="dxa"/>
             <w:gridSpan w:val="3"/>
             <w:tcBorders>
               <w:top w:val="single" w:sz="4" w:space="0" w:color="7F7F7F" w:themeColor="text1" w:themeTint="80"/>
@@ -882,11 +882,11 @@
       </w:tr>
       <w:tr>
         <w:trPr>
-          <w:trHeight w:val="2979"/>
+          <w:trHeight w:val="2736"/>
         </w:trPr>
         <w:tc>
           <w:tcPr>
-            <w:tcW w:w="1904" w:type="dxa"/>
+            <w:tcW w:w="1910" w:type="dxa"/>
             <w:tcBorders>
               <w:top w:val="nil"/>
               <w:left w:val="nil"/>
@@ -920,7 +920,7 @@
         </w:tc>
         <w:tc>
           <w:tcPr>
-            <w:tcW w:w="7618" w:type="dxa"/>
+            <w:tcW w:w="7645" w:type="dxa"/>
             <w:gridSpan w:val="3"/>
             <w:tcBorders>
               <w:top w:val="nil"/>
@@ -1061,7 +1061,7 @@
         </w:tc>
         <w:tc>
           <w:tcPr>
-            <w:tcW w:w="1733" w:type="dxa"/>
+            <w:tcW w:w="1741" w:type="dxa"/>
             <w:gridSpan w:val="3"/>
             <w:tcBorders>
               <w:top w:val="nil"/>
@@ -1126,11 +1126,11 @@
       </w:tr>
       <w:tr>
         <w:trPr>
-          <w:trHeight w:val="1259"/>
+          <w:trHeight w:val="977"/>
         </w:trPr>
         <w:tc>
           <w:tcPr>
-            <w:tcW w:w="1904" w:type="dxa"/>
+            <w:tcW w:w="1910" w:type="dxa"/>
             <w:tcBorders>
               <w:top w:val="nil"/>
               <w:left w:val="nil"/>
@@ -1174,7 +1174,7 @@
         </w:tc>
         <w:tc>
           <w:tcPr>
-            <w:tcW w:w="7618" w:type="dxa"/>
+            <w:tcW w:w="7645" w:type="dxa"/>
             <w:gridSpan w:val="3"/>
             <w:tcBorders>
               <w:top w:val="nil"/>
@@ -1289,7 +1289,7 @@
         </w:tc>
         <w:tc>
           <w:tcPr>
-            <w:tcW w:w="1733" w:type="dxa"/>
+            <w:tcW w:w="1741" w:type="dxa"/>
             <w:gridSpan w:val="3"/>
             <w:tcBorders>
               <w:top w:val="nil"/>
@@ -1353,11 +1353,11 @@
       </w:tr>
       <w:tr>
         <w:trPr>
-          <w:trHeight w:val="238"/>
+          <w:trHeight w:val="91"/>
         </w:trPr>
         <w:tc>
           <w:tcPr>
-            <w:tcW w:w="11257" w:type="dxa"/>
+            <w:tcW w:w="11297" w:type="dxa"/>
             <w:gridSpan w:val="7"/>
             <w:tcBorders>
               <w:top w:val="nil"/>
@@ -1390,12 +1390,12 @@
       <w:tr>
         <w:trPr>
           <w:gridAfter w:val="2"/>
-          <w:wAfter w:w="1081" w:type="dxa"/>
-          <w:trHeight w:val="785"/>
+          <w:wAfter w:w="1085" w:type="dxa"/>
+          <w:trHeight w:val="721"/>
         </w:trPr>
         <w:tc>
           <w:tcPr>
-            <w:tcW w:w="1995" w:type="dxa"/>
+            <w:tcW w:w="2002" w:type="dxa"/>
             <w:gridSpan w:val="2"/>
             <w:tcBorders>
               <w:top w:val="single" w:sz="4" w:space="0" w:color="7F7F7F" w:themeColor="text1" w:themeTint="80"/>
@@ -1430,7 +1430,7 @@
         </w:tc>
         <w:tc>
           <w:tcPr>
-            <w:tcW w:w="8181" w:type="dxa"/>
+            <w:tcW w:w="8210" w:type="dxa"/>
             <w:gridSpan w:val="3"/>
             <w:tcBorders>
               <w:top w:val="single" w:sz="4" w:space="0" w:color="7F7F7F" w:themeColor="text1" w:themeTint="80"/>
@@ -1492,12 +1492,12 @@
       <w:tr>
         <w:trPr>
           <w:gridAfter w:val="2"/>
-          <w:wAfter w:w="1081" w:type="dxa"/>
-          <w:trHeight w:val="1008"/>
+          <w:wAfter w:w="1085" w:type="dxa"/>
+          <w:trHeight w:val="795"/>
         </w:trPr>
         <w:tc>
           <w:tcPr>
-            <w:tcW w:w="1995" w:type="dxa"/>
+            <w:tcW w:w="2002" w:type="dxa"/>
             <w:gridSpan w:val="2"/>
             <w:tcBorders>
               <w:top w:val="nil"/>
@@ -1532,7 +1532,7 @@
         </w:tc>
         <w:tc>
           <w:tcPr>
-            <w:tcW w:w="8181" w:type="dxa"/>
+            <w:tcW w:w="8210" w:type="dxa"/>
             <w:gridSpan w:val="3"/>
             <w:tcBorders>
               <w:top w:val="nil"/>
@@ -1608,11 +1608,11 @@
       </w:tr>
       <w:tr>
         <w:trPr>
-          <w:trHeight w:val="114"/>
+          <w:trHeight w:val="104"/>
         </w:trPr>
         <w:tc>
           <w:tcPr>
-            <w:tcW w:w="11257" w:type="dxa"/>
+            <w:tcW w:w="11297" w:type="dxa"/>
             <w:gridSpan w:val="7"/>
             <w:tcBorders>
               <w:top w:val="nil"/>
@@ -1645,11 +1645,11 @@
       </w:tr>
       <w:tr>
         <w:trPr>
-          <w:trHeight w:val="787"/>
+          <w:trHeight w:val="722"/>
         </w:trPr>
         <w:tc>
           <w:tcPr>
-            <w:tcW w:w="11257" w:type="dxa"/>
+            <w:tcW w:w="11297" w:type="dxa"/>
             <w:gridSpan w:val="7"/>
             <w:tcBorders>
               <w:top w:val="single" w:sz="4" w:space="0" w:color="7F7F7F" w:themeColor="text1" w:themeTint="80"/>
@@ -1708,10 +1708,11 @@
                 <w:tab w:val="clear" w:pos="360"/>
               </w:tabs>
               <w:spacing w:after="0" w:line="276" w:lineRule="auto"/>
-              <w:ind w:left="700" w:right="-180" w:hanging="345"/>
-              <w:rPr>
-                <w:sz w:val="24"/>
-                <w:szCs w:val="28"/>
+              <w:ind w:left="700" w:hanging="345"/>
+              <w:rPr>
+                <w:sz w:val="24"/>
+                <w:szCs w:val="28"/>
+                <w:lang w:val="en-US"/>
               </w:rPr>
             </w:pPr>
             <w:r>
@@ -1722,15 +1723,31 @@
                 <w:szCs w:val="28"/>
                 <w:lang w:val="en-US"/>
               </w:rPr>
-              <w:t xml:space="preserve">Data: </w:t>
-            </w:r>
-            <w:r>
-              <w:rPr>
-                <w:sz w:val="24"/>
-                <w:szCs w:val="28"/>
-                <w:lang w:val="en-US"/>
-              </w:rPr>
-              <w:t>Exploration, analysis, cleaning, statistical analysis, modeling, web scraping, survey design, data visualization.</w:t>
+              <w:t xml:space="preserve">Econometrics: </w:t>
+            </w:r>
+            <w:r>
+              <w:rPr>
+                <w:sz w:val="24"/>
+                <w:szCs w:val="28"/>
+                <w:lang w:val="en-US"/>
+              </w:rPr>
+              <w:t>OLS, Fixed Effects, 2SLS, Causal Inference (Reg</w:t>
+            </w:r>
+            <w:r>
+              <w:rPr>
+                <w:sz w:val="24"/>
+                <w:szCs w:val="28"/>
+                <w:lang w:val="en-US"/>
+              </w:rPr>
+              <w:t>ression</w:t>
+            </w:r>
+            <w:r>
+              <w:rPr>
+                <w:sz w:val="24"/>
+                <w:szCs w:val="28"/>
+                <w:lang w:val="en-US"/>
+              </w:rPr>
+              <w:t xml:space="preserve"> Discontinuity, Matching Methods, IV)</w:t>
             </w:r>
           </w:p>
           <w:p>
@@ -1755,32 +1772,72 @@
                 <w:szCs w:val="28"/>
                 <w:lang w:val="en-US"/>
               </w:rPr>
-              <w:t xml:space="preserve">Econometrics: </w:t>
-            </w:r>
-            <w:r>
-              <w:rPr>
-                <w:sz w:val="24"/>
-                <w:szCs w:val="28"/>
-                <w:lang w:val="en-US"/>
-              </w:rPr>
-              <w:t>OLS, Fixed Effects, 2SLS, Causal Inference (Reg</w:t>
-            </w:r>
-            <w:r>
-              <w:rPr>
-                <w:sz w:val="24"/>
-                <w:szCs w:val="28"/>
-                <w:lang w:val="en-US"/>
-              </w:rPr>
-              <w:t>ression</w:t>
-            </w:r>
-            <w:r>
-              <w:rPr>
-                <w:sz w:val="24"/>
-                <w:szCs w:val="28"/>
-                <w:lang w:val="en-US"/>
-              </w:rPr>
-              <w:t xml:space="preserve"> Discontinuity, Matching Methods, IV)</w:t>
-            </w:r>
+              <w:t>Machine Learning</w:t>
+            </w:r>
+            <w:r>
+              <w:rPr>
+                <w:sz w:val="24"/>
+                <w:szCs w:val="28"/>
+                <w:lang w:val="en-US"/>
+              </w:rPr>
+              <w:t xml:space="preserve">: </w:t>
+            </w:r>
+            <w:r>
+              <w:rPr>
+                <w:sz w:val="24"/>
+                <w:szCs w:val="28"/>
+                <w:lang w:val="en-US"/>
+              </w:rPr>
+              <w:t>Classifications Models, Support Vector Machines, Tree Methods, Neural Network</w:t>
+            </w:r>
+          </w:p>
+          <w:p>
+            <w:pPr>
+              <w:pStyle w:val="Logro"/>
+              <w:tabs>
+                <w:tab w:val="clear" w:pos="360"/>
+              </w:tabs>
+              <w:spacing w:after="0" w:line="276" w:lineRule="auto"/>
+              <w:ind w:left="700" w:right="-180" w:hanging="345"/>
+              <w:rPr>
+                <w:sz w:val="24"/>
+                <w:szCs w:val="28"/>
+              </w:rPr>
+            </w:pPr>
+            <w:r>
+              <w:rPr>
+                <w:b/>
+                <w:bCs/>
+                <w:sz w:val="24"/>
+                <w:szCs w:val="28"/>
+                <w:lang w:val="en-US"/>
+              </w:rPr>
+              <w:t xml:space="preserve">Data: </w:t>
+            </w:r>
+            <w:r>
+              <w:rPr>
+                <w:sz w:val="24"/>
+                <w:szCs w:val="28"/>
+                <w:lang w:val="en-US"/>
+              </w:rPr>
+              <w:t>Exploration, analysis, cleaning, statistical analysis, modeling, web scraping, survey design, data visualization.</w:t>
+            </w:r>
+          </w:p>
+          <w:p>
+            <w:pPr>
+              <w:pStyle w:val="Logro"/>
+              <w:numPr>
+                <w:ilvl w:val="0"/>
+                <w:numId w:val="0"/>
+              </w:numPr>
+              <w:spacing w:after="0" w:line="276" w:lineRule="auto"/>
+              <w:ind w:left="355"/>
+              <w:rPr>
+                <w:sz w:val="24"/>
+                <w:szCs w:val="28"/>
+                <w:lang w:val="en-US"/>
+              </w:rPr>
+            </w:pPr>
           </w:p>
           <w:p>
             <w:pPr>

--- a/content/files/alamine_resume.docx
+++ b/content/files/alamine_resume.docx
@@ -654,63 +654,15 @@
                 <w:szCs w:val="28"/>
                 <w:lang w:val="en-US"/>
               </w:rPr>
-              <w:t xml:space="preserve">macro-economic framework for 4 countries in North Africa, </w:t>
-            </w:r>
-            <w:r>
-              <w:rPr>
-                <w:sz w:val="24"/>
-                <w:szCs w:val="28"/>
-                <w:lang w:val="en-US"/>
-              </w:rPr>
-              <w:t>of which</w:t>
-            </w:r>
-            <w:r>
-              <w:rPr>
-                <w:sz w:val="24"/>
-                <w:szCs w:val="28"/>
-                <w:lang w:val="en-US"/>
-              </w:rPr>
-              <w:t xml:space="preserve"> two</w:t>
-            </w:r>
-            <w:r>
-              <w:rPr>
-                <w:sz w:val="24"/>
-                <w:szCs w:val="28"/>
-                <w:lang w:val="en-US"/>
-              </w:rPr>
-              <w:t xml:space="preserve"> </w:t>
-            </w:r>
-            <w:r>
-              <w:rPr>
-                <w:sz w:val="24"/>
-                <w:szCs w:val="28"/>
-                <w:lang w:val="en-US"/>
-              </w:rPr>
-              <w:t xml:space="preserve">were under IMF </w:t>
-            </w:r>
-            <w:r>
-              <w:rPr>
-                <w:sz w:val="24"/>
-                <w:szCs w:val="28"/>
-                <w:lang w:val="en-US"/>
-              </w:rPr>
-              <w:t>program</w:t>
-            </w:r>
-            <w:r>
-              <w:rPr>
-                <w:sz w:val="24"/>
-                <w:szCs w:val="28"/>
-                <w:lang w:val="en-US"/>
-              </w:rPr>
-              <w:t>s</w:t>
-            </w:r>
-            <w:r>
-              <w:rPr>
-                <w:sz w:val="24"/>
-                <w:szCs w:val="28"/>
-                <w:lang w:val="en-US"/>
-              </w:rPr>
-              <w:t xml:space="preserve"> (Tunisia, Morocco)</w:t>
+              <w:t>macro-economic framework for</w:t>
+            </w:r>
+            <w:r>
+              <w:rPr>
+                <w:sz w:val="24"/>
+                <w:szCs w:val="28"/>
+                <w:lang w:val="en-US"/>
+              </w:rPr>
+              <w:t xml:space="preserve"> Algeria, Libya, Morocco, and Tunisia</w:t>
             </w:r>
             <w:r>
               <w:rPr>
@@ -726,39 +678,79 @@
                 <w:szCs w:val="28"/>
                 <w:lang w:val="en-US"/>
               </w:rPr>
-              <w:t>including m</w:t>
-            </w:r>
-            <w:r>
-              <w:rPr>
-                <w:sz w:val="24"/>
-                <w:szCs w:val="28"/>
-                <w:lang w:val="en-US"/>
-              </w:rPr>
-              <w:t>aintai</w:t>
-            </w:r>
-            <w:r>
-              <w:rPr>
-                <w:sz w:val="24"/>
-                <w:szCs w:val="28"/>
-                <w:lang w:val="en-US"/>
-              </w:rPr>
-              <w:t>ning frequent</w:t>
-            </w:r>
-            <w:r>
-              <w:rPr>
-                <w:sz w:val="24"/>
-                <w:szCs w:val="28"/>
-                <w:lang w:val="en-US"/>
-              </w:rPr>
-              <w:t xml:space="preserve"> communication </w:t>
-            </w:r>
-            <w:r>
-              <w:rPr>
-                <w:sz w:val="24"/>
-                <w:szCs w:val="28"/>
-                <w:lang w:val="en-US"/>
-              </w:rPr>
-              <w:t>with government authorities, publishing forecasts in the World Economic Outlook and developing charts for publication.</w:t>
+              <w:t xml:space="preserve">including </w:t>
+            </w:r>
+            <w:r>
+              <w:rPr>
+                <w:sz w:val="24"/>
+                <w:szCs w:val="28"/>
+                <w:lang w:val="en-US"/>
+              </w:rPr>
+              <w:t>assisting in program negotiations</w:t>
+            </w:r>
+            <w:r>
+              <w:rPr>
+                <w:sz w:val="24"/>
+                <w:szCs w:val="28"/>
+                <w:lang w:val="en-US"/>
+              </w:rPr>
+              <w:t xml:space="preserve">, </w:t>
+            </w:r>
+            <w:r>
+              <w:rPr>
+                <w:sz w:val="24"/>
+                <w:szCs w:val="28"/>
+                <w:lang w:val="en-US"/>
+              </w:rPr>
+              <w:t xml:space="preserve">monitoring key financial indicators, </w:t>
+            </w:r>
+            <w:r>
+              <w:rPr>
+                <w:sz w:val="24"/>
+                <w:szCs w:val="28"/>
+                <w:lang w:val="en-US"/>
+              </w:rPr>
+              <w:t>producing</w:t>
+            </w:r>
+            <w:r>
+              <w:rPr>
+                <w:sz w:val="24"/>
+                <w:szCs w:val="28"/>
+                <w:lang w:val="en-US"/>
+              </w:rPr>
+              <w:t xml:space="preserve"> forecasts </w:t>
+            </w:r>
+            <w:r>
+              <w:rPr>
+                <w:sz w:val="24"/>
+                <w:szCs w:val="28"/>
+                <w:lang w:val="en-US"/>
+              </w:rPr>
+              <w:t>for</w:t>
+            </w:r>
+            <w:r>
+              <w:rPr>
+                <w:sz w:val="24"/>
+                <w:szCs w:val="28"/>
+                <w:lang w:val="en-US"/>
+              </w:rPr>
+              <w:t xml:space="preserve"> the World Economic Outlook</w:t>
+            </w:r>
+            <w:r>
+              <w:rPr>
+                <w:sz w:val="24"/>
+                <w:szCs w:val="28"/>
+                <w:lang w:val="en-US"/>
+              </w:rPr>
+              <w:t xml:space="preserve">, </w:t>
+            </w:r>
+            <w:r>
+              <w:rPr>
+                <w:sz w:val="24"/>
+                <w:szCs w:val="28"/>
+                <w:lang w:val="en-US"/>
+              </w:rPr>
+              <w:t>and developing charts for publication.</w:t>
             </w:r>
           </w:p>
           <w:p>
@@ -1798,7 +1790,7 @@
                 <w:tab w:val="clear" w:pos="360"/>
               </w:tabs>
               <w:spacing w:after="0" w:line="276" w:lineRule="auto"/>
-              <w:ind w:left="700" w:right="-180" w:hanging="345"/>
+              <w:ind w:left="700" w:hanging="345"/>
               <w:rPr>
                 <w:sz w:val="24"/>
                 <w:szCs w:val="28"/>

--- a/content/files/alamine_resume.docx
+++ b/content/files/alamine_resume.docx
@@ -694,23 +694,7 @@
                 <w:szCs w:val="28"/>
                 <w:lang w:val="en-US"/>
               </w:rPr>
-              <w:t xml:space="preserve">, </w:t>
-            </w:r>
-            <w:r>
-              <w:rPr>
-                <w:sz w:val="24"/>
-                <w:szCs w:val="28"/>
-                <w:lang w:val="en-US"/>
-              </w:rPr>
-              <w:t xml:space="preserve">monitoring key financial indicators, </w:t>
-            </w:r>
-            <w:r>
-              <w:rPr>
-                <w:sz w:val="24"/>
-                <w:szCs w:val="28"/>
-                <w:lang w:val="en-US"/>
-              </w:rPr>
-              <w:t>producing</w:t>
+              <w:t>, monitoring key financial indicators, producing</w:t>
             </w:r>
             <w:r>
               <w:rPr>
@@ -1010,7 +994,23 @@
                 <w:szCs w:val="28"/>
                 <w:lang w:val="en-US"/>
               </w:rPr>
-              <w:t xml:space="preserve">Developed and presented the business plan for a $45 Million glass project, including market analysis, financial projections, and project valuation, to investors who subsequently funded the project. </w:t>
+              <w:t xml:space="preserve">Developed and presented the business plan for a $45 Million glass project, including market analysis, financial projections, and project valuation, </w:t>
+            </w:r>
+            <w:r>
+              <w:rPr>
+                <w:sz w:val="24"/>
+                <w:szCs w:val="28"/>
+                <w:lang w:val="en-US"/>
+              </w:rPr>
+              <w:t xml:space="preserve">and presented </w:t>
+            </w:r>
+            <w:r>
+              <w:rPr>
+                <w:sz w:val="24"/>
+                <w:szCs w:val="28"/>
+                <w:lang w:val="en-US"/>
+              </w:rPr>
+              <w:t xml:space="preserve">to investors who subsequently funded the project. </w:t>
             </w:r>
           </w:p>
           <w:p>
@@ -1032,7 +1032,87 @@
                 <w:szCs w:val="28"/>
                 <w:lang w:val="en-US"/>
               </w:rPr>
-              <w:t>Designed and implemented a M&amp;E framework for a foreign aid program intended for women entrepreneurs, including survey design, analysis of results, and drafting a policy paper addressing their needs.</w:t>
+              <w:t xml:space="preserve">Designed and implemented a M&amp;E framework for a </w:t>
+            </w:r>
+            <w:r>
+              <w:rPr>
+                <w:sz w:val="24"/>
+                <w:szCs w:val="28"/>
+                <w:lang w:val="en-US"/>
+              </w:rPr>
+              <w:t>development</w:t>
+            </w:r>
+            <w:r>
+              <w:rPr>
+                <w:sz w:val="24"/>
+                <w:szCs w:val="28"/>
+                <w:lang w:val="en-US"/>
+              </w:rPr>
+              <w:t xml:space="preserve"> program </w:t>
+            </w:r>
+            <w:r>
+              <w:rPr>
+                <w:sz w:val="24"/>
+                <w:szCs w:val="28"/>
+                <w:lang w:val="en-US"/>
+              </w:rPr>
+              <w:t xml:space="preserve">targeting </w:t>
+            </w:r>
+            <w:r>
+              <w:rPr>
+                <w:sz w:val="24"/>
+                <w:szCs w:val="28"/>
+                <w:lang w:val="en-US"/>
+              </w:rPr>
+              <w:t xml:space="preserve">women </w:t>
+            </w:r>
+            <w:r>
+              <w:rPr>
+                <w:sz w:val="24"/>
+                <w:szCs w:val="28"/>
+                <w:lang w:val="en-US"/>
+              </w:rPr>
+              <w:t>micro-</w:t>
+            </w:r>
+            <w:r>
+              <w:rPr>
+                <w:sz w:val="24"/>
+                <w:szCs w:val="28"/>
+                <w:lang w:val="en-US"/>
+              </w:rPr>
+              <w:t xml:space="preserve">entrepreneurs, including survey design, analysis of results, and </w:t>
+            </w:r>
+            <w:r>
+              <w:rPr>
+                <w:sz w:val="24"/>
+                <w:szCs w:val="28"/>
+                <w:lang w:val="en-US"/>
+              </w:rPr>
+              <w:t>presenting them in</w:t>
+            </w:r>
+            <w:r>
+              <w:rPr>
+                <w:sz w:val="24"/>
+                <w:szCs w:val="28"/>
+                <w:lang w:val="en-US"/>
+              </w:rPr>
+              <w:t xml:space="preserve"> a policy paper </w:t>
+            </w:r>
+            <w:r>
+              <w:rPr>
+                <w:sz w:val="24"/>
+                <w:szCs w:val="28"/>
+                <w:lang w:val="en-US"/>
+              </w:rPr>
+              <w:t>to government officials</w:t>
+            </w:r>
+            <w:r>
+              <w:rPr>
+                <w:sz w:val="24"/>
+                <w:szCs w:val="28"/>
+                <w:lang w:val="en-US"/>
+              </w:rPr>
+              <w:t>.</w:t>
             </w:r>
           </w:p>
           <w:p>

--- a/content/files/alamine_resume.docx
+++ b/content/files/alamine_resume.docx
@@ -5,29 +5,24 @@
     <w:tbl>
       <w:tblPr>
         <w:tblStyle w:val="TableGrid"/>
-        <w:tblW w:w="11297" w:type="dxa"/>
+        <w:tblW w:w="11520" w:type="dxa"/>
         <w:tblInd w:w="-270" w:type="dxa"/>
         <w:tblLayout w:type="fixed"/>
         <w:tblLook w:val="04A0" w:firstRow="1" w:lastRow="0" w:firstColumn="1" w:lastColumn="0" w:noHBand="0" w:noVBand="1"/>
       </w:tblPr>
       <w:tblGrid>
-        <w:gridCol w:w="1910"/>
-        <w:gridCol w:w="92"/>
-        <w:gridCol w:w="6515"/>
-        <w:gridCol w:w="1038"/>
-        <w:gridCol w:w="657"/>
-        <w:gridCol w:w="1053"/>
-        <w:gridCol w:w="32"/>
+        <w:gridCol w:w="9720"/>
+        <w:gridCol w:w="1710"/>
+        <w:gridCol w:w="90"/>
       </w:tblGrid>
       <w:tr>
         <w:trPr>
-          <w:gridAfter w:val="1"/>
-          <w:wAfter w:w="32" w:type="dxa"/>
-          <w:trHeight w:val="1150"/>
+          <w:trHeight w:val="1253"/>
         </w:trPr>
         <w:tc>
           <w:tcPr>
-            <w:tcW w:w="1910" w:type="dxa"/>
+            <w:tcW w:w="11520" w:type="dxa"/>
+            <w:gridSpan w:val="3"/>
             <w:tcBorders>
               <w:top w:val="nil"/>
               <w:left w:val="nil"/>
@@ -37,40 +32,14 @@
           </w:tcPr>
           <w:p>
             <w:pPr>
-              <w:ind w:right="-112"/>
-              <w:rPr>
-                <w:b/>
-                <w:spacing w:val="20"/>
-                <w:sz w:val="24"/>
-                <w:szCs w:val="28"/>
-              </w:rPr>
-            </w:pPr>
-          </w:p>
-        </w:tc>
-        <w:tc>
-          <w:tcPr>
-            <w:tcW w:w="6607" w:type="dxa"/>
-            <w:gridSpan w:val="2"/>
-            <w:tcBorders>
-              <w:top w:val="nil"/>
-              <w:left w:val="nil"/>
-              <w:bottom w:val="nil"/>
-              <w:right w:val="nil"/>
-            </w:tcBorders>
-          </w:tcPr>
-          <w:p>
-            <w:pPr>
-              <w:pBdr>
-                <w:bottom w:val="single" w:sz="4" w:space="1" w:color="auto"/>
-              </w:pBdr>
-              <w:ind w:left="1505"/>
+              <w:ind w:left="67"/>
               <w:jc w:val="center"/>
               <w:rPr>
                 <w:rFonts w:ascii="Garamond" w:hAnsi="Garamond" w:cs="Arial"/>
                 <w:b/>
                 <w:spacing w:val="50"/>
-                <w:sz w:val="36"/>
-                <w:szCs w:val="40"/>
+                <w:sz w:val="40"/>
+                <w:szCs w:val="44"/>
               </w:rPr>
             </w:pPr>
             <w:r>
@@ -78,8 +47,8 @@
                 <w:rFonts w:ascii="Garamond" w:hAnsi="Garamond" w:cs="Arial"/>
                 <w:b/>
                 <w:spacing w:val="50"/>
-                <w:sz w:val="36"/>
-                <w:szCs w:val="40"/>
+                <w:sz w:val="40"/>
+                <w:szCs w:val="44"/>
               </w:rPr>
               <w:t>Ramzy Al-Amine</w:t>
             </w:r>
@@ -87,15 +56,14 @@
           <w:p>
             <w:pPr>
               <w:spacing w:line="240" w:lineRule="auto"/>
-              <w:ind w:left="1505"/>
+              <w:ind w:left="67"/>
               <w:jc w:val="center"/>
               <w:rPr>
-                <w:rStyle w:val="Hyperlink"/>
                 <w:rFonts w:ascii="Times New Roman" w:hAnsi="Times New Roman"/>
+                <w:color w:val="0563C1" w:themeColor="hyperlink"/>
                 <w:spacing w:val="20"/>
                 <w:sz w:val="24"/>
                 <w:szCs w:val="28"/>
-                <w:u w:val="none"/>
                 <w:lang w:val="fr-FR"/>
               </w:rPr>
             </w:pPr>
@@ -113,21 +81,18 @@
                 <w:t>ramzyalamine@gmail.com</w:t>
               </w:r>
             </w:hyperlink>
-          </w:p>
-          <w:p>
-            <w:pPr>
-              <w:spacing w:line="240" w:lineRule="auto"/>
-              <w:ind w:left="1505"/>
-              <w:jc w:val="center"/>
-              <w:rPr>
+            <w:r>
+              <w:rPr>
+                <w:rStyle w:val="Hyperlink"/>
                 <w:rFonts w:ascii="Times New Roman" w:hAnsi="Times New Roman"/>
-                <w:color w:val="2F5496" w:themeColor="accent1" w:themeShade="BF"/>
                 <w:spacing w:val="20"/>
                 <w:sz w:val="24"/>
                 <w:szCs w:val="28"/>
+                <w:u w:val="none"/>
                 <w:lang w:val="fr-FR"/>
               </w:rPr>
-            </w:pPr>
+              <w:t xml:space="preserve"> | </w:t>
+            </w:r>
             <w:hyperlink r:id="rId8" w:history="1">
               <w:r>
                 <w:rPr>
@@ -135,7 +100,6 @@
                   <w:rFonts w:ascii="Times New Roman" w:hAnsi="Times New Roman"/>
                   <w:sz w:val="24"/>
                   <w:szCs w:val="28"/>
-                  <w:u w:val="none"/>
                 </w:rPr>
                 <w:t>www.ramzyalamine.com</w:t>
               </w:r>
@@ -143,9 +107,17 @@
           </w:p>
           <w:p>
             <w:pPr>
-              <w:spacing w:line="240" w:lineRule="auto"/>
-              <w:ind w:left="1505"/>
+              <w:ind w:left="67"/>
               <w:jc w:val="center"/>
+              <w:rPr>
+                <w:b/>
+                <w:spacing w:val="20"/>
+                <w:sz w:val="24"/>
+                <w:szCs w:val="28"/>
+                <w:lang w:val="fr-FR"/>
+              </w:rPr>
+            </w:pPr>
+            <w:r>
               <w:rPr>
                 <w:rFonts w:ascii="Times New Roman" w:hAnsi="Times New Roman"/>
                 <w:bCs/>
@@ -156,7 +128,9 @@
                 <w:szCs w:val="28"/>
                 <w:lang w:val="fr-FR"/>
               </w:rPr>
-            </w:pPr>
+              <w:t xml:space="preserve">English, French, </w:t>
+            </w:r>
+            <w:proofErr w:type="spellStart"/>
             <w:r>
               <w:rPr>
                 <w:rFonts w:ascii="Times New Roman" w:hAnsi="Times New Roman"/>
@@ -168,29 +142,22 @@
                 <w:szCs w:val="28"/>
                 <w:lang w:val="fr-FR"/>
               </w:rPr>
-              <w:t xml:space="preserve">English, French, </w:t>
-            </w:r>
-            <w:proofErr w:type="spellStart"/>
-            <w:r>
-              <w:rPr>
-                <w:rFonts w:ascii="Times New Roman" w:hAnsi="Times New Roman"/>
-                <w:bCs/>
-                <w:iCs/>
-                <w:color w:val="000000" w:themeColor="text1"/>
-                <w:spacing w:val="20"/>
-                <w:sz w:val="24"/>
-                <w:szCs w:val="28"/>
-                <w:lang w:val="fr-FR"/>
-              </w:rPr>
               <w:t>Arabic</w:t>
             </w:r>
             <w:proofErr w:type="spellEnd"/>
           </w:p>
         </w:tc>
+      </w:tr>
+      <w:tr>
+        <w:trPr>
+          <w:gridAfter w:val="1"/>
+          <w:wAfter w:w="90" w:type="dxa"/>
+          <w:trHeight w:val="263"/>
+        </w:trPr>
         <w:tc>
           <w:tcPr>
-            <w:tcW w:w="2748" w:type="dxa"/>
-            <w:gridSpan w:val="3"/>
+            <w:tcW w:w="11430" w:type="dxa"/>
+            <w:gridSpan w:val="2"/>
             <w:tcBorders>
               <w:top w:val="nil"/>
               <w:left w:val="nil"/>
@@ -202,104 +169,40 @@
             <w:pPr>
               <w:rPr>
                 <w:b/>
-                <w:spacing w:val="20"/>
-                <w:sz w:val="24"/>
-                <w:szCs w:val="28"/>
-                <w:lang w:val="fr-FR"/>
+                <w:sz w:val="28"/>
+                <w:szCs w:val="32"/>
               </w:rPr>
             </w:pPr>
+            <w:r>
+              <w:rPr>
+                <w:rFonts w:ascii="Garamond" w:hAnsi="Garamond"/>
+                <w:b/>
+                <w:caps/>
+                <w:sz w:val="28"/>
+                <w:szCs w:val="32"/>
+              </w:rPr>
+              <w:t xml:space="preserve">WORK </w:t>
+            </w:r>
+            <w:r>
+              <w:rPr>
+                <w:rFonts w:ascii="Garamond" w:hAnsi="Garamond"/>
+                <w:b/>
+                <w:caps/>
+                <w:sz w:val="28"/>
+                <w:szCs w:val="32"/>
+              </w:rPr>
+              <w:t>Experience</w:t>
+            </w:r>
           </w:p>
         </w:tc>
       </w:tr>
       <w:tr>
         <w:trPr>
-          <w:trHeight w:val="276"/>
+          <w:trHeight w:val="3871"/>
         </w:trPr>
         <w:tc>
           <w:tcPr>
-            <w:tcW w:w="11297" w:type="dxa"/>
-            <w:gridSpan w:val="7"/>
-            <w:tcBorders>
-              <w:top w:val="nil"/>
-              <w:left w:val="nil"/>
-              <w:bottom w:val="single" w:sz="4" w:space="0" w:color="7F7F7F" w:themeColor="text1" w:themeTint="80"/>
-              <w:right w:val="nil"/>
-            </w:tcBorders>
-          </w:tcPr>
-          <w:p>
-            <w:pPr>
-              <w:rPr>
-                <w:b/>
-                <w:sz w:val="24"/>
-                <w:szCs w:val="28"/>
-              </w:rPr>
-            </w:pPr>
-            <w:r>
-              <w:rPr>
-                <w:rFonts w:ascii="Garamond" w:hAnsi="Garamond"/>
-                <w:b/>
-                <w:caps/>
-                <w:sz w:val="24"/>
-                <w:szCs w:val="28"/>
-              </w:rPr>
-              <w:t xml:space="preserve">WORK </w:t>
-            </w:r>
-            <w:r>
-              <w:rPr>
-                <w:rFonts w:ascii="Garamond" w:hAnsi="Garamond"/>
-                <w:b/>
-                <w:caps/>
-                <w:sz w:val="24"/>
-                <w:szCs w:val="28"/>
-              </w:rPr>
-              <w:t>Experience</w:t>
-            </w:r>
-          </w:p>
-        </w:tc>
-      </w:tr>
-      <w:tr>
-        <w:trPr>
-          <w:trHeight w:val="4262"/>
-        </w:trPr>
-        <w:tc>
-          <w:tcPr>
-            <w:tcW w:w="1910" w:type="dxa"/>
-            <w:tcBorders>
-              <w:top w:val="single" w:sz="4" w:space="0" w:color="7F7F7F" w:themeColor="text1" w:themeTint="80"/>
-              <w:left w:val="nil"/>
-              <w:bottom w:val="nil"/>
-              <w:right w:val="nil"/>
-            </w:tcBorders>
-          </w:tcPr>
-          <w:p>
-            <w:pPr>
-              <w:pStyle w:val="Sinttulo"/>
-              <w:spacing w:before="60"/>
-              <w:ind w:right="-358"/>
-              <w:rPr>
-                <w:rFonts w:cs="Segoe UI"/>
-                <w:caps w:val="0"/>
-                <w:sz w:val="24"/>
-                <w:szCs w:val="28"/>
-                <w:lang w:val="en-US"/>
-              </w:rPr>
-            </w:pPr>
-            <w:r>
-              <w:rPr>
-                <w:rFonts w:cs="Segoe UI"/>
-                <w:caps w:val="0"/>
-                <w:sz w:val="24"/>
-                <w:szCs w:val="28"/>
-                <w:lang w:val="en-US"/>
-              </w:rPr>
-              <w:t>Feb. 2018 – Current</w:t>
-            </w:r>
-          </w:p>
-        </w:tc>
-        <w:tc>
-          <w:tcPr>
-            <w:tcW w:w="7645" w:type="dxa"/>
-            <w:gridSpan w:val="3"/>
+            <w:tcW w:w="9720" w:type="dxa"/>
             <w:tcBorders>
               <w:top w:val="single" w:sz="4" w:space="0" w:color="7F7F7F" w:themeColor="text1" w:themeTint="80"/>
               <w:left w:val="nil"/>
@@ -332,6 +235,7 @@
                 <w:numId w:val="0"/>
               </w:numPr>
               <w:spacing w:after="0"/>
+              <w:ind w:left="337"/>
               <w:rPr>
                 <w:rFonts w:ascii="Arial" w:hAnsi="Arial" w:cs="Arial"/>
                 <w:b/>
@@ -357,16 +261,37 @@
               <w:spacing w:after="0" w:line="276" w:lineRule="auto"/>
               <w:ind w:left="350"/>
               <w:rPr>
-                <w:sz w:val="24"/>
-                <w:szCs w:val="28"/>
+                <w:sz w:val="28"/>
+                <w:szCs w:val="32"/>
               </w:rPr>
             </w:pPr>
             <w:r>
               <w:rPr>
-                <w:sz w:val="24"/>
-                <w:szCs w:val="28"/>
+                <w:sz w:val="28"/>
+                <w:szCs w:val="32"/>
               </w:rPr>
               <w:t>Research Analyst</w:t>
+            </w:r>
+            <w:r>
+              <w:rPr>
+                <w:sz w:val="28"/>
+                <w:szCs w:val="32"/>
+              </w:rPr>
+              <w:t>;</w:t>
+            </w:r>
+            <w:r>
+              <w:rPr>
+                <w:sz w:val="28"/>
+                <w:szCs w:val="32"/>
+              </w:rPr>
+              <w:t xml:space="preserve"> Macro Risk Unit</w:t>
+            </w:r>
+            <w:r>
+              <w:rPr>
+                <w:sz w:val="28"/>
+                <w:szCs w:val="32"/>
+              </w:rPr>
+              <w:t xml:space="preserve"> – Strategy, Policy, and Review Department</w:t>
             </w:r>
           </w:p>
           <w:p>
@@ -377,7 +302,7 @@
                 <w:numId w:val="17"/>
               </w:numPr>
               <w:spacing w:after="0" w:line="276" w:lineRule="auto"/>
-              <w:ind w:left="350" w:hanging="251"/>
+              <w:ind w:left="610" w:hanging="270"/>
               <w:rPr>
                 <w:sz w:val="24"/>
                 <w:szCs w:val="28"/>
@@ -390,39 +315,63 @@
                 <w:szCs w:val="28"/>
                 <w:lang w:val="en-US"/>
               </w:rPr>
-              <w:t>I</w:t>
-            </w:r>
-            <w:r>
-              <w:rPr>
-                <w:sz w:val="24"/>
-                <w:szCs w:val="28"/>
-                <w:lang w:val="en-US"/>
-              </w:rPr>
-              <w:t>mplemented</w:t>
-            </w:r>
-            <w:r>
-              <w:rPr>
-                <w:sz w:val="24"/>
-                <w:szCs w:val="28"/>
-                <w:lang w:val="en-US"/>
-              </w:rPr>
-              <w:t xml:space="preserve"> machine learning models to predict </w:t>
-            </w:r>
-            <w:r>
-              <w:rPr>
-                <w:sz w:val="24"/>
-                <w:szCs w:val="28"/>
-                <w:lang w:val="en-US"/>
-              </w:rPr>
-              <w:t xml:space="preserve">member </w:t>
-            </w:r>
-            <w:r>
-              <w:rPr>
-                <w:sz w:val="24"/>
-                <w:szCs w:val="28"/>
-                <w:lang w:val="en-US"/>
-              </w:rPr>
-              <w:t>countries’</w:t>
+              <w:t>Operated</w:t>
+            </w:r>
+            <w:r>
+              <w:rPr>
+                <w:sz w:val="24"/>
+                <w:szCs w:val="28"/>
+                <w:lang w:val="en-US"/>
+              </w:rPr>
+              <w:t xml:space="preserve"> and fine-tuned </w:t>
+            </w:r>
+            <w:r>
+              <w:rPr>
+                <w:sz w:val="24"/>
+                <w:szCs w:val="28"/>
+                <w:lang w:val="en-US"/>
+              </w:rPr>
+              <w:t xml:space="preserve">all </w:t>
+            </w:r>
+            <w:r>
+              <w:rPr>
+                <w:sz w:val="24"/>
+                <w:szCs w:val="28"/>
+                <w:lang w:val="en-US"/>
+              </w:rPr>
+              <w:t>crisis</w:t>
+            </w:r>
+            <w:r>
+              <w:rPr>
+                <w:sz w:val="24"/>
+                <w:szCs w:val="28"/>
+                <w:lang w:val="en-US"/>
+              </w:rPr>
+              <w:t>-</w:t>
+            </w:r>
+            <w:r>
+              <w:rPr>
+                <w:sz w:val="24"/>
+                <w:szCs w:val="28"/>
+                <w:lang w:val="en-US"/>
+              </w:rPr>
+              <w:t xml:space="preserve">prediction </w:t>
+            </w:r>
+            <w:r>
+              <w:rPr>
+                <w:sz w:val="24"/>
+                <w:szCs w:val="28"/>
+                <w:lang w:val="en-US"/>
+              </w:rPr>
+              <w:t xml:space="preserve">Machine Learning </w:t>
+            </w:r>
+            <w:r>
+              <w:rPr>
+                <w:sz w:val="24"/>
+                <w:szCs w:val="28"/>
+                <w:lang w:val="en-US"/>
+              </w:rPr>
+              <w:t>models</w:t>
             </w:r>
             <w:r>
               <w:rPr>
@@ -438,71 +387,7 @@
                 <w:szCs w:val="28"/>
                 <w:lang w:val="en-US"/>
               </w:rPr>
-              <w:t>risk</w:t>
-            </w:r>
-            <w:r>
-              <w:rPr>
-                <w:sz w:val="24"/>
-                <w:szCs w:val="28"/>
-                <w:lang w:val="en-US"/>
-              </w:rPr>
-              <w:t xml:space="preserve"> </w:t>
-            </w:r>
-            <w:r>
-              <w:rPr>
-                <w:sz w:val="24"/>
-                <w:szCs w:val="28"/>
-                <w:lang w:val="en-US"/>
-              </w:rPr>
-              <w:t xml:space="preserve">of </w:t>
-            </w:r>
-            <w:r>
-              <w:rPr>
-                <w:sz w:val="24"/>
-                <w:szCs w:val="28"/>
-                <w:lang w:val="en-US"/>
-              </w:rPr>
-              <w:t>default. R</w:t>
-            </w:r>
-            <w:r>
-              <w:rPr>
-                <w:sz w:val="24"/>
-                <w:szCs w:val="28"/>
-                <w:lang w:val="en-US"/>
-              </w:rPr>
-              <w:t xml:space="preserve">esults were </w:t>
-            </w:r>
-            <w:r>
-              <w:rPr>
-                <w:sz w:val="24"/>
-                <w:szCs w:val="28"/>
-                <w:lang w:val="en-US"/>
-              </w:rPr>
-              <w:t xml:space="preserve">reported to management on a quarterly basis as part of </w:t>
-            </w:r>
-            <w:r>
-              <w:rPr>
-                <w:sz w:val="24"/>
-                <w:szCs w:val="28"/>
-                <w:lang w:val="en-US"/>
-              </w:rPr>
-              <w:t>the IMF’s early warning exercise</w:t>
-            </w:r>
-            <w:r>
-              <w:rPr>
-                <w:sz w:val="24"/>
-                <w:szCs w:val="28"/>
-                <w:lang w:val="en-US"/>
-              </w:rPr>
-              <w:t>.</w:t>
-            </w:r>
-            <w:r>
-              <w:rPr>
-                <w:sz w:val="24"/>
-                <w:szCs w:val="28"/>
-                <w:lang w:val="en-US"/>
-              </w:rPr>
-              <w:t xml:space="preserve"> </w:t>
+              <w:t xml:space="preserve">the IMF’s Macro Risk unit currently uses, including on fiscal, financial, external, and real sectors. </w:t>
             </w:r>
           </w:p>
           <w:p>
@@ -513,7 +398,7 @@
                 <w:numId w:val="17"/>
               </w:numPr>
               <w:spacing w:after="0" w:line="276" w:lineRule="auto"/>
-              <w:ind w:left="350" w:hanging="251"/>
+              <w:ind w:left="610" w:hanging="270"/>
               <w:rPr>
                 <w:sz w:val="24"/>
                 <w:szCs w:val="28"/>
@@ -526,55 +411,15 @@
                 <w:szCs w:val="28"/>
                 <w:lang w:val="en-US"/>
               </w:rPr>
-              <w:t xml:space="preserve">Led the data work </w:t>
-            </w:r>
-            <w:r>
-              <w:rPr>
-                <w:sz w:val="24"/>
-                <w:szCs w:val="28"/>
-                <w:lang w:val="en-US"/>
-              </w:rPr>
-              <w:t>on</w:t>
-            </w:r>
-            <w:r>
-              <w:rPr>
-                <w:sz w:val="24"/>
-                <w:szCs w:val="28"/>
-                <w:lang w:val="en-US"/>
-              </w:rPr>
-              <w:t xml:space="preserve"> the IMF’s </w:t>
-            </w:r>
-            <w:r>
-              <w:rPr>
-                <w:sz w:val="24"/>
-                <w:szCs w:val="28"/>
-                <w:lang w:val="en-US"/>
-              </w:rPr>
-              <w:t>flagship</w:t>
-            </w:r>
-            <w:r>
-              <w:rPr>
-                <w:sz w:val="24"/>
-                <w:szCs w:val="28"/>
-                <w:lang w:val="en-US"/>
-              </w:rPr>
-              <w:t xml:space="preserve"> publication on low-income countries including </w:t>
-            </w:r>
-            <w:r>
-              <w:rPr>
-                <w:sz w:val="24"/>
-                <w:szCs w:val="28"/>
-                <w:lang w:val="en-US"/>
-              </w:rPr>
-              <w:t>collecting, analyzing, and cleaning</w:t>
-            </w:r>
-            <w:r>
-              <w:rPr>
-                <w:sz w:val="24"/>
-                <w:szCs w:val="28"/>
-                <w:lang w:val="en-US"/>
-              </w:rPr>
-              <w:t xml:space="preserve"> data,</w:t>
+              <w:t xml:space="preserve">Designed and </w:t>
+            </w:r>
+            <w:r>
+              <w:rPr>
+                <w:sz w:val="24"/>
+                <w:szCs w:val="28"/>
+                <w:lang w:val="en-US"/>
+              </w:rPr>
+              <w:t>wrote the code to produce</w:t>
             </w:r>
             <w:r>
               <w:rPr>
@@ -590,23 +435,55 @@
                 <w:szCs w:val="28"/>
                 <w:lang w:val="en-US"/>
               </w:rPr>
-              <w:t>and</w:t>
-            </w:r>
-            <w:r>
-              <w:rPr>
-                <w:sz w:val="24"/>
-                <w:szCs w:val="28"/>
-                <w:lang w:val="en-US"/>
-              </w:rPr>
-              <w:t xml:space="preserve"> developing static and interactive graphics for publication.</w:t>
-            </w:r>
-            <w:r>
-              <w:rPr>
-                <w:sz w:val="24"/>
-                <w:szCs w:val="28"/>
-                <w:lang w:val="en-US"/>
-              </w:rPr>
-              <w:t xml:space="preserve"> </w:t>
+              <w:t xml:space="preserve">automated </w:t>
+            </w:r>
+            <w:r>
+              <w:rPr>
+                <w:sz w:val="24"/>
+                <w:szCs w:val="28"/>
+                <w:lang w:val="en-US"/>
+              </w:rPr>
+              <w:t xml:space="preserve">data visualizations </w:t>
+            </w:r>
+            <w:r>
+              <w:rPr>
+                <w:sz w:val="24"/>
+                <w:szCs w:val="28"/>
+                <w:lang w:val="en-US"/>
+              </w:rPr>
+              <w:t xml:space="preserve">for internal reporting </w:t>
+            </w:r>
+            <w:r>
+              <w:rPr>
+                <w:sz w:val="24"/>
+                <w:szCs w:val="28"/>
+                <w:lang w:val="en-US"/>
+              </w:rPr>
+              <w:t xml:space="preserve">and presentation to Management </w:t>
+            </w:r>
+            <w:r>
+              <w:rPr>
+                <w:sz w:val="24"/>
+                <w:szCs w:val="28"/>
+                <w:lang w:val="en-US"/>
+              </w:rPr>
+              <w:t xml:space="preserve">under </w:t>
+            </w:r>
+            <w:r>
+              <w:rPr>
+                <w:sz w:val="24"/>
+                <w:szCs w:val="28"/>
+                <w:lang w:val="en-US"/>
+              </w:rPr>
+              <w:t>a quarterly surveillance exercise</w:t>
+            </w:r>
+            <w:r>
+              <w:rPr>
+                <w:sz w:val="24"/>
+                <w:szCs w:val="28"/>
+                <w:lang w:val="en-US"/>
+              </w:rPr>
+              <w:t xml:space="preserve">. </w:t>
             </w:r>
           </w:p>
           <w:p>
@@ -617,7 +494,7 @@
                 <w:numId w:val="17"/>
               </w:numPr>
               <w:spacing w:after="0" w:line="276" w:lineRule="auto"/>
-              <w:ind w:left="350" w:hanging="251"/>
+              <w:ind w:left="610" w:hanging="270"/>
               <w:rPr>
                 <w:sz w:val="24"/>
                 <w:szCs w:val="28"/>
@@ -630,39 +507,39 @@
                 <w:szCs w:val="28"/>
                 <w:lang w:val="en-US"/>
               </w:rPr>
-              <w:t>M</w:t>
-            </w:r>
-            <w:r>
-              <w:rPr>
-                <w:sz w:val="24"/>
-                <w:szCs w:val="28"/>
-                <w:lang w:val="en-US"/>
-              </w:rPr>
-              <w:t xml:space="preserve">anaged </w:t>
-            </w:r>
-            <w:r>
-              <w:rPr>
-                <w:sz w:val="24"/>
-                <w:szCs w:val="28"/>
-                <w:lang w:val="en-US"/>
-              </w:rPr>
-              <w:t xml:space="preserve">the </w:t>
-            </w:r>
-            <w:r>
-              <w:rPr>
-                <w:sz w:val="24"/>
-                <w:szCs w:val="28"/>
-                <w:lang w:val="en-US"/>
-              </w:rPr>
-              <w:t>macro-economic framework for</w:t>
-            </w:r>
-            <w:r>
-              <w:rPr>
-                <w:sz w:val="24"/>
-                <w:szCs w:val="28"/>
-                <w:lang w:val="en-US"/>
-              </w:rPr>
-              <w:t xml:space="preserve"> Algeria, Libya, Morocco, and Tunisia</w:t>
+              <w:t xml:space="preserve">Constructed </w:t>
+            </w:r>
+            <w:r>
+              <w:rPr>
+                <w:sz w:val="24"/>
+                <w:szCs w:val="28"/>
+                <w:lang w:val="en-US"/>
+              </w:rPr>
+              <w:t>structured</w:t>
+            </w:r>
+            <w:r>
+              <w:rPr>
+                <w:sz w:val="24"/>
+                <w:szCs w:val="28"/>
+                <w:lang w:val="en-US"/>
+              </w:rPr>
+              <w:t xml:space="preserve"> database</w:t>
+            </w:r>
+            <w:r>
+              <w:rPr>
+                <w:sz w:val="24"/>
+                <w:szCs w:val="28"/>
+                <w:lang w:val="en-US"/>
+              </w:rPr>
+              <w:t xml:space="preserve">s </w:t>
+            </w:r>
+            <w:r>
+              <w:rPr>
+                <w:sz w:val="24"/>
+                <w:szCs w:val="28"/>
+                <w:lang w:val="en-US"/>
+              </w:rPr>
+              <w:t>upon which reports</w:t>
             </w:r>
             <w:r>
               <w:rPr>
@@ -678,63 +555,23 @@
                 <w:szCs w:val="28"/>
                 <w:lang w:val="en-US"/>
               </w:rPr>
-              <w:t xml:space="preserve">including </w:t>
-            </w:r>
-            <w:r>
-              <w:rPr>
-                <w:sz w:val="24"/>
-                <w:szCs w:val="28"/>
-                <w:lang w:val="en-US"/>
-              </w:rPr>
-              <w:t>assisting in program negotiations</w:t>
-            </w:r>
-            <w:r>
-              <w:rPr>
-                <w:sz w:val="24"/>
-                <w:szCs w:val="28"/>
-                <w:lang w:val="en-US"/>
-              </w:rPr>
-              <w:t>, monitoring key financial indicators, producing</w:t>
-            </w:r>
-            <w:r>
-              <w:rPr>
-                <w:sz w:val="24"/>
-                <w:szCs w:val="28"/>
-                <w:lang w:val="en-US"/>
-              </w:rPr>
-              <w:t xml:space="preserve"> forecasts </w:t>
-            </w:r>
-            <w:r>
-              <w:rPr>
-                <w:sz w:val="24"/>
-                <w:szCs w:val="28"/>
-                <w:lang w:val="en-US"/>
-              </w:rPr>
-              <w:t>for</w:t>
-            </w:r>
-            <w:r>
-              <w:rPr>
-                <w:sz w:val="24"/>
-                <w:szCs w:val="28"/>
-                <w:lang w:val="en-US"/>
-              </w:rPr>
-              <w:t xml:space="preserve"> the World Economic Outlook</w:t>
-            </w:r>
-            <w:r>
-              <w:rPr>
-                <w:sz w:val="24"/>
-                <w:szCs w:val="28"/>
-                <w:lang w:val="en-US"/>
-              </w:rPr>
-              <w:t xml:space="preserve">, </w:t>
-            </w:r>
-            <w:r>
-              <w:rPr>
-                <w:sz w:val="24"/>
-                <w:szCs w:val="28"/>
-                <w:lang w:val="en-US"/>
-              </w:rPr>
-              <w:t>and developing charts for publication.</w:t>
+              <w:t>models</w:t>
+            </w:r>
+            <w:r>
+              <w:rPr>
+                <w:sz w:val="24"/>
+                <w:szCs w:val="28"/>
+                <w:lang w:val="en-US"/>
+              </w:rPr>
+              <w:t>, and visualizations</w:t>
+            </w:r>
+            <w:r>
+              <w:rPr>
+                <w:sz w:val="24"/>
+                <w:szCs w:val="28"/>
+                <w:lang w:val="en-US"/>
+              </w:rPr>
+              <w:t xml:space="preserve"> depend.</w:t>
             </w:r>
           </w:p>
           <w:p>
@@ -745,7 +582,7 @@
                 <w:numId w:val="17"/>
               </w:numPr>
               <w:spacing w:after="0" w:line="276" w:lineRule="auto"/>
-              <w:ind w:left="350" w:hanging="251"/>
+              <w:ind w:left="610" w:hanging="270"/>
               <w:rPr>
                 <w:sz w:val="24"/>
                 <w:szCs w:val="28"/>
@@ -758,23 +595,257 @@
                 <w:szCs w:val="28"/>
                 <w:lang w:val="en-US"/>
               </w:rPr>
-              <w:t xml:space="preserve">Selected as </w:t>
-            </w:r>
-            <w:r>
-              <w:rPr>
-                <w:sz w:val="24"/>
-                <w:szCs w:val="28"/>
-                <w:lang w:val="en-US"/>
-              </w:rPr>
-              <w:t xml:space="preserve">the departmental </w:t>
-            </w:r>
-            <w:r>
-              <w:rPr>
-                <w:sz w:val="24"/>
-                <w:szCs w:val="28"/>
-                <w:lang w:val="en-US"/>
-              </w:rPr>
-              <w:t>Innovation Champion for designing a metadata search tool to search economic series within internal databases.</w:t>
+              <w:t>Managed</w:t>
+            </w:r>
+            <w:r>
+              <w:rPr>
+                <w:sz w:val="24"/>
+                <w:szCs w:val="28"/>
+                <w:lang w:val="en-US"/>
+              </w:rPr>
+              <w:t xml:space="preserve"> </w:t>
+            </w:r>
+            <w:r>
+              <w:rPr>
+                <w:sz w:val="24"/>
+                <w:szCs w:val="28"/>
+                <w:lang w:val="en-US"/>
+              </w:rPr>
+              <w:t>a group of 3 Analysts in collecting, analyzing, and maintaining macroeconomic</w:t>
+            </w:r>
+            <w:r>
+              <w:rPr>
+                <w:sz w:val="24"/>
+                <w:szCs w:val="28"/>
+                <w:lang w:val="en-US"/>
+              </w:rPr>
+              <w:t xml:space="preserve"> data</w:t>
+            </w:r>
+            <w:r>
+              <w:rPr>
+                <w:sz w:val="24"/>
+                <w:szCs w:val="28"/>
+                <w:lang w:val="en-US"/>
+              </w:rPr>
+              <w:t xml:space="preserve"> in structured databases</w:t>
+            </w:r>
+            <w:r>
+              <w:rPr>
+                <w:sz w:val="24"/>
+                <w:szCs w:val="28"/>
+                <w:lang w:val="en-US"/>
+              </w:rPr>
+              <w:t xml:space="preserve"> </w:t>
+            </w:r>
+            <w:r>
+              <w:rPr>
+                <w:sz w:val="24"/>
+                <w:szCs w:val="28"/>
+                <w:lang w:val="en-US"/>
+              </w:rPr>
+              <w:t>for use in</w:t>
+            </w:r>
+            <w:r>
+              <w:rPr>
+                <w:sz w:val="24"/>
+                <w:szCs w:val="28"/>
+                <w:lang w:val="en-US"/>
+              </w:rPr>
+              <w:t xml:space="preserve"> the IMF’s </w:t>
+            </w:r>
+            <w:r>
+              <w:rPr>
+                <w:sz w:val="24"/>
+                <w:szCs w:val="28"/>
+                <w:lang w:val="en-US"/>
+              </w:rPr>
+              <w:t>flagship</w:t>
+            </w:r>
+            <w:r>
+              <w:rPr>
+                <w:sz w:val="24"/>
+                <w:szCs w:val="28"/>
+                <w:lang w:val="en-US"/>
+              </w:rPr>
+              <w:t xml:space="preserve"> publication</w:t>
+            </w:r>
+            <w:r>
+              <w:rPr>
+                <w:sz w:val="24"/>
+                <w:szCs w:val="28"/>
+                <w:lang w:val="en-US"/>
+              </w:rPr>
+              <w:t xml:space="preserve"> on low-income countries.</w:t>
+            </w:r>
+          </w:p>
+          <w:p>
+            <w:pPr>
+              <w:pStyle w:val="Puesto"/>
+              <w:spacing w:after="0" w:line="276" w:lineRule="auto"/>
+              <w:ind w:left="350"/>
+              <w:rPr>
+                <w:sz w:val="28"/>
+                <w:szCs w:val="32"/>
+              </w:rPr>
+            </w:pPr>
+            <w:r>
+              <w:rPr>
+                <w:sz w:val="28"/>
+                <w:szCs w:val="32"/>
+              </w:rPr>
+              <w:t>Middle East and Central Asia Department (until Feb. 2019)</w:t>
+            </w:r>
+          </w:p>
+          <w:p>
+            <w:pPr>
+              <w:pStyle w:val="Logro"/>
+              <w:numPr>
+                <w:ilvl w:val="0"/>
+                <w:numId w:val="17"/>
+              </w:numPr>
+              <w:spacing w:after="0" w:line="276" w:lineRule="auto"/>
+              <w:ind w:left="610" w:hanging="270"/>
+              <w:rPr>
+                <w:sz w:val="24"/>
+                <w:szCs w:val="28"/>
+                <w:lang w:val="en-US"/>
+              </w:rPr>
+            </w:pPr>
+            <w:r>
+              <w:rPr>
+                <w:sz w:val="24"/>
+                <w:szCs w:val="28"/>
+                <w:lang w:val="en-US"/>
+              </w:rPr>
+              <w:t>Managed the macro-framework for</w:t>
+            </w:r>
+            <w:r>
+              <w:rPr>
+                <w:sz w:val="24"/>
+                <w:szCs w:val="28"/>
+                <w:lang w:val="en-US"/>
+              </w:rPr>
+              <w:t xml:space="preserve"> Algeria, Libya, Morocco, and Tunisia</w:t>
+            </w:r>
+            <w:r>
+              <w:rPr>
+                <w:sz w:val="24"/>
+                <w:szCs w:val="28"/>
+                <w:lang w:val="en-US"/>
+              </w:rPr>
+              <w:t xml:space="preserve">, </w:t>
+            </w:r>
+            <w:r>
+              <w:rPr>
+                <w:sz w:val="24"/>
+                <w:szCs w:val="28"/>
+                <w:lang w:val="en-US"/>
+              </w:rPr>
+              <w:t>and prepared documents for use in program negotiations. Additionally, p</w:t>
+            </w:r>
+            <w:r>
+              <w:rPr>
+                <w:sz w:val="24"/>
+                <w:szCs w:val="28"/>
+                <w:lang w:val="en-US"/>
+              </w:rPr>
+              <w:t xml:space="preserve">roduced </w:t>
+            </w:r>
+            <w:r>
+              <w:rPr>
+                <w:sz w:val="24"/>
+                <w:szCs w:val="28"/>
+                <w:lang w:val="en-US"/>
+              </w:rPr>
+              <w:t xml:space="preserve">forecasts for </w:t>
+            </w:r>
+            <w:r>
+              <w:rPr>
+                <w:sz w:val="24"/>
+                <w:szCs w:val="28"/>
+                <w:lang w:val="en-US"/>
+              </w:rPr>
+              <w:t xml:space="preserve">use in </w:t>
+            </w:r>
+            <w:r>
+              <w:rPr>
+                <w:sz w:val="24"/>
+                <w:szCs w:val="28"/>
+                <w:lang w:val="en-US"/>
+              </w:rPr>
+              <w:t>the World Economic Outlook and charts for publication</w:t>
+            </w:r>
+            <w:r>
+              <w:rPr>
+                <w:sz w:val="24"/>
+                <w:szCs w:val="28"/>
+                <w:lang w:val="en-US"/>
+              </w:rPr>
+              <w:t xml:space="preserve"> in Article IV </w:t>
+            </w:r>
+            <w:r>
+              <w:rPr>
+                <w:sz w:val="24"/>
+                <w:szCs w:val="28"/>
+                <w:lang w:val="en-US"/>
+              </w:rPr>
+              <w:t>reports</w:t>
+            </w:r>
+            <w:r>
+              <w:rPr>
+                <w:sz w:val="24"/>
+                <w:szCs w:val="28"/>
+                <w:lang w:val="en-US"/>
+              </w:rPr>
+              <w:t>.</w:t>
+            </w:r>
+          </w:p>
+          <w:p>
+            <w:pPr>
+              <w:pStyle w:val="Logro"/>
+              <w:numPr>
+                <w:ilvl w:val="0"/>
+                <w:numId w:val="17"/>
+              </w:numPr>
+              <w:spacing w:after="0" w:line="276" w:lineRule="auto"/>
+              <w:ind w:left="610" w:hanging="270"/>
+              <w:rPr>
+                <w:sz w:val="24"/>
+                <w:szCs w:val="28"/>
+                <w:lang w:val="en-US"/>
+              </w:rPr>
+            </w:pPr>
+            <w:r>
+              <w:rPr>
+                <w:sz w:val="24"/>
+                <w:szCs w:val="28"/>
+                <w:lang w:val="en-US"/>
+              </w:rPr>
+              <w:t xml:space="preserve">Selected as the departmental Innovation Champion for </w:t>
+            </w:r>
+            <w:r>
+              <w:rPr>
+                <w:sz w:val="24"/>
+                <w:szCs w:val="28"/>
+                <w:lang w:val="en-US"/>
+              </w:rPr>
+              <w:t>building</w:t>
+            </w:r>
+            <w:r>
+              <w:rPr>
+                <w:sz w:val="24"/>
+                <w:szCs w:val="28"/>
+                <w:lang w:val="en-US"/>
+              </w:rPr>
+              <w:t xml:space="preserve"> a metadata search tool</w:t>
+            </w:r>
+            <w:r>
+              <w:rPr>
+                <w:sz w:val="24"/>
+                <w:szCs w:val="28"/>
+                <w:lang w:val="en-US"/>
+              </w:rPr>
+              <w:t>, which resulted in dramatic efficiency gains for analysts and economists.</w:t>
             </w:r>
           </w:p>
           <w:p>
@@ -785,7 +856,6 @@
                 <w:numId w:val="0"/>
               </w:numPr>
               <w:spacing w:after="0" w:line="276" w:lineRule="auto"/>
-              <w:ind w:left="350"/>
               <w:rPr>
                 <w:sz w:val="24"/>
                 <w:szCs w:val="28"/>
@@ -796,8 +866,8 @@
         </w:tc>
         <w:tc>
           <w:tcPr>
-            <w:tcW w:w="1741" w:type="dxa"/>
-            <w:gridSpan w:val="3"/>
+            <w:tcW w:w="1800" w:type="dxa"/>
+            <w:gridSpan w:val="2"/>
             <w:tcBorders>
               <w:top w:val="single" w:sz="4" w:space="0" w:color="7F7F7F" w:themeColor="text1" w:themeTint="80"/>
               <w:left w:val="nil"/>
@@ -807,6 +877,49 @@
           </w:tcPr>
           <w:p>
             <w:pPr>
+              <w:pStyle w:val="Logro"/>
+              <w:numPr>
+                <w:ilvl w:val="0"/>
+                <w:numId w:val="0"/>
+              </w:numPr>
+              <w:spacing w:after="0"/>
+              <w:ind w:right="-109"/>
+              <w:jc w:val="left"/>
+              <w:rPr>
+                <w:rFonts w:cs="Segoe UI"/>
+                <w:caps/>
+                <w:sz w:val="24"/>
+                <w:szCs w:val="28"/>
+                <w:lang w:val="en-US"/>
+              </w:rPr>
+            </w:pPr>
+          </w:p>
+          <w:p>
+            <w:pPr>
+              <w:pStyle w:val="Sinttulo"/>
+              <w:spacing w:before="60"/>
+              <w:ind w:right="-109"/>
+              <w:rPr>
+                <w:rFonts w:cs="Segoe UI"/>
+                <w:caps w:val="0"/>
+                <w:sz w:val="24"/>
+                <w:szCs w:val="28"/>
+                <w:lang w:val="en-US"/>
+              </w:rPr>
+            </w:pPr>
+            <w:r>
+              <w:rPr>
+                <w:rFonts w:cs="Segoe UI"/>
+                <w:caps w:val="0"/>
+                <w:sz w:val="24"/>
+                <w:szCs w:val="28"/>
+                <w:lang w:val="en-US"/>
+              </w:rPr>
+              <w:t>2018 – Current</w:t>
+            </w:r>
+          </w:p>
+          <w:p>
+            <w:pPr>
               <w:pStyle w:val="Institucin"/>
               <w:tabs>
                 <w:tab w:val="clear" w:pos="1440"/>
@@ -814,7 +927,7 @@
                 <w:tab w:val="left" w:pos="6521"/>
               </w:tabs>
               <w:spacing w:line="240" w:lineRule="atLeast"/>
-              <w:ind w:left="-43" w:right="-316" w:firstLine="23"/>
+              <w:ind w:left="-43" w:right="-109" w:firstLine="23"/>
               <w:jc w:val="left"/>
               <w:rPr>
                 <w:sz w:val="24"/>
@@ -828,76 +941,18 @@
                 <w:szCs w:val="28"/>
                 <w:lang w:val="en-US"/>
               </w:rPr>
-              <w:t>Washington</w:t>
-            </w:r>
-            <w:r>
-              <w:rPr>
-                <w:sz w:val="24"/>
-                <w:szCs w:val="28"/>
-                <w:lang w:val="en-US"/>
-              </w:rPr>
-              <w:t xml:space="preserve"> </w:t>
-            </w:r>
-            <w:r>
-              <w:rPr>
-                <w:sz w:val="24"/>
-                <w:szCs w:val="28"/>
-                <w:lang w:val="en-US"/>
-              </w:rPr>
-              <w:t xml:space="preserve">DC, </w:t>
-            </w:r>
-            <w:r>
-              <w:rPr>
-                <w:sz w:val="24"/>
-                <w:szCs w:val="28"/>
-              </w:rPr>
-              <w:t>USA</w:t>
+              <w:t>Washington DC</w:t>
             </w:r>
           </w:p>
         </w:tc>
       </w:tr>
       <w:tr>
         <w:trPr>
-          <w:trHeight w:val="2736"/>
+          <w:trHeight w:val="2675"/>
         </w:trPr>
         <w:tc>
           <w:tcPr>
-            <w:tcW w:w="1910" w:type="dxa"/>
-            <w:tcBorders>
-              <w:top w:val="nil"/>
-              <w:left w:val="nil"/>
-              <w:bottom w:val="nil"/>
-              <w:right w:val="nil"/>
-            </w:tcBorders>
-          </w:tcPr>
-          <w:p>
-            <w:pPr>
-              <w:pStyle w:val="Sinttulo"/>
-              <w:spacing w:before="60"/>
-              <w:rPr>
-                <w:rFonts w:cs="Segoe UI"/>
-                <w:caps w:val="0"/>
-                <w:sz w:val="24"/>
-                <w:szCs w:val="28"/>
-                <w:lang w:val="en-US"/>
-              </w:rPr>
-            </w:pPr>
-            <w:r>
-              <w:rPr>
-                <w:rFonts w:cs="Segoe UI"/>
-                <w:caps w:val="0"/>
-                <w:sz w:val="24"/>
-                <w:szCs w:val="28"/>
-                <w:lang w:val="en-US"/>
-              </w:rPr>
-              <w:t>Sep. 2013 – Jul. 2016</w:t>
-            </w:r>
-          </w:p>
-        </w:tc>
-        <w:tc>
-          <w:tcPr>
-            <w:tcW w:w="7645" w:type="dxa"/>
-            <w:gridSpan w:val="3"/>
+            <w:tcW w:w="9720" w:type="dxa"/>
             <w:tcBorders>
               <w:top w:val="nil"/>
               <w:left w:val="nil"/>
@@ -913,7 +968,7 @@
                 <w:numId w:val="0"/>
               </w:numPr>
               <w:spacing w:after="0"/>
-              <w:ind w:left="350" w:hanging="240"/>
+              <w:ind w:left="337"/>
               <w:rPr>
                 <w:rFonts w:ascii="Arial" w:hAnsi="Arial" w:cs="Arial"/>
                 <w:b/>
@@ -939,14 +994,14 @@
               <w:spacing w:after="0" w:line="276" w:lineRule="auto"/>
               <w:ind w:left="350"/>
               <w:rPr>
-                <w:sz w:val="24"/>
-                <w:szCs w:val="28"/>
+                <w:sz w:val="28"/>
+                <w:szCs w:val="32"/>
               </w:rPr>
             </w:pPr>
             <w:r>
               <w:rPr>
-                <w:sz w:val="24"/>
-                <w:szCs w:val="28"/>
+                <w:sz w:val="28"/>
+                <w:szCs w:val="32"/>
               </w:rPr>
               <w:t>Junior Consultant</w:t>
             </w:r>
@@ -958,7 +1013,7 @@
                 <w:tab w:val="clear" w:pos="360"/>
               </w:tabs>
               <w:spacing w:after="0" w:line="276" w:lineRule="auto"/>
-              <w:ind w:left="350" w:hanging="251"/>
+              <w:ind w:left="607" w:hanging="251"/>
               <w:rPr>
                 <w:sz w:val="24"/>
                 <w:szCs w:val="28"/>
@@ -971,7 +1026,7 @@
                 <w:szCs w:val="28"/>
                 <w:lang w:val="en-US"/>
               </w:rPr>
-              <w:t>Produced financial models for startups and equity valuations for mature businesses using the DCF method.</w:t>
+              <w:t>Produced financial models and equity valuations using the DCF method.</w:t>
             </w:r>
           </w:p>
           <w:p>
@@ -981,7 +1036,7 @@
                 <w:tab w:val="clear" w:pos="360"/>
               </w:tabs>
               <w:spacing w:after="0" w:line="276" w:lineRule="auto"/>
-              <w:ind w:left="350" w:hanging="251"/>
+              <w:ind w:left="607" w:hanging="251"/>
               <w:rPr>
                 <w:sz w:val="24"/>
                 <w:szCs w:val="28"/>
@@ -994,7 +1049,7 @@
                 <w:szCs w:val="28"/>
                 <w:lang w:val="en-US"/>
               </w:rPr>
-              <w:t xml:space="preserve">Developed and presented the business plan for a $45 Million glass project, including market analysis, financial projections, and project valuation, </w:t>
+              <w:t xml:space="preserve">Developed the business plan for a $45 Million glass project, including market analysis, financial projections, and valuation, </w:t>
             </w:r>
             <w:r>
               <w:rPr>
@@ -1020,7 +1075,7 @@
                 <w:tab w:val="clear" w:pos="360"/>
               </w:tabs>
               <w:spacing w:after="0" w:line="276" w:lineRule="auto"/>
-              <w:ind w:left="350" w:hanging="251"/>
+              <w:ind w:left="607" w:hanging="251"/>
               <w:rPr>
                 <w:sz w:val="24"/>
                 <w:szCs w:val="28"/>
@@ -1088,7 +1143,7 @@
                 <w:szCs w:val="28"/>
                 <w:lang w:val="en-US"/>
               </w:rPr>
-              <w:t>presenting them in</w:t>
+              <w:t>drafted</w:t>
             </w:r>
             <w:r>
               <w:rPr>
@@ -1104,7 +1159,23 @@
                 <w:szCs w:val="28"/>
                 <w:lang w:val="en-US"/>
               </w:rPr>
-              <w:t>to government officials</w:t>
+              <w:t xml:space="preserve">to </w:t>
+            </w:r>
+            <w:r>
+              <w:rPr>
+                <w:sz w:val="24"/>
+                <w:szCs w:val="28"/>
+                <w:lang w:val="en-US"/>
+              </w:rPr>
+              <w:t xml:space="preserve">stakeholders and </w:t>
+            </w:r>
+            <w:r>
+              <w:rPr>
+                <w:sz w:val="24"/>
+                <w:szCs w:val="28"/>
+                <w:lang w:val="en-US"/>
+              </w:rPr>
+              <w:t>government officials</w:t>
             </w:r>
             <w:r>
               <w:rPr>
@@ -1133,8 +1204,8 @@
         </w:tc>
         <w:tc>
           <w:tcPr>
-            <w:tcW w:w="1741" w:type="dxa"/>
-            <w:gridSpan w:val="3"/>
+            <w:tcW w:w="1800" w:type="dxa"/>
+            <w:gridSpan w:val="2"/>
             <w:tcBorders>
               <w:top w:val="nil"/>
               <w:left w:val="nil"/>
@@ -1151,7 +1222,7 @@
                 <w:tab w:val="left" w:pos="6521"/>
               </w:tabs>
               <w:spacing w:line="240" w:lineRule="auto"/>
-              <w:ind w:left="-43" w:firstLine="23"/>
+              <w:ind w:left="-43" w:right="-109" w:firstLine="23"/>
               <w:jc w:val="left"/>
               <w:rPr>
                 <w:sz w:val="24"/>
@@ -1165,7 +1236,7 @@
                 <w:szCs w:val="28"/>
                 <w:lang w:val="en-US"/>
               </w:rPr>
-              <w:t xml:space="preserve">Beirut, </w:t>
+              <w:t>2013 – 2016</w:t>
             </w:r>
           </w:p>
           <w:p>
@@ -1177,7 +1248,7 @@
                 <w:tab w:val="left" w:pos="6521"/>
               </w:tabs>
               <w:spacing w:line="240" w:lineRule="auto"/>
-              <w:ind w:left="-43" w:firstLine="23"/>
+              <w:ind w:left="-43" w:right="-109" w:firstLine="23"/>
               <w:jc w:val="left"/>
               <w:rPr>
                 <w:spacing w:val="-20"/>
@@ -1191,246 +1262,21 @@
                 <w:szCs w:val="28"/>
                 <w:lang w:val="en-US"/>
               </w:rPr>
-              <w:t>Lebanon</w:t>
+              <w:t>Beirut</w:t>
             </w:r>
           </w:p>
         </w:tc>
       </w:tr>
       <w:tr>
         <w:trPr>
-          <w:trHeight w:val="977"/>
+          <w:gridAfter w:val="1"/>
+          <w:wAfter w:w="90" w:type="dxa"/>
+          <w:trHeight w:val="281"/>
         </w:trPr>
         <w:tc>
           <w:tcPr>
-            <w:tcW w:w="1910" w:type="dxa"/>
-            <w:tcBorders>
-              <w:top w:val="nil"/>
-              <w:left w:val="nil"/>
-              <w:bottom w:val="nil"/>
-              <w:right w:val="nil"/>
-            </w:tcBorders>
-          </w:tcPr>
-          <w:p>
-            <w:pPr>
-              <w:pStyle w:val="Sinttulo"/>
-              <w:spacing w:before="60"/>
-              <w:rPr>
-                <w:rFonts w:cs="Segoe UI"/>
-                <w:caps w:val="0"/>
-                <w:sz w:val="24"/>
-                <w:szCs w:val="28"/>
-                <w:lang w:val="en-US"/>
-              </w:rPr>
-            </w:pPr>
-            <w:r>
-              <w:rPr>
-                <w:rFonts w:cs="Segoe UI"/>
-                <w:caps w:val="0"/>
-                <w:sz w:val="24"/>
-                <w:szCs w:val="28"/>
-                <w:lang w:val="en-US"/>
-              </w:rPr>
-              <w:t>Jun. 2013 – Sep. 201</w:t>
-            </w:r>
-            <w:r>
-              <w:rPr>
-                <w:rFonts w:cs="Segoe UI"/>
-                <w:caps w:val="0"/>
-                <w:sz w:val="24"/>
-                <w:szCs w:val="28"/>
-                <w:lang w:val="en-US"/>
-              </w:rPr>
-              <w:t>3</w:t>
-            </w:r>
-          </w:p>
-        </w:tc>
-        <w:tc>
-          <w:tcPr>
-            <w:tcW w:w="7645" w:type="dxa"/>
-            <w:gridSpan w:val="3"/>
-            <w:tcBorders>
-              <w:top w:val="nil"/>
-              <w:left w:val="nil"/>
-              <w:bottom w:val="nil"/>
-              <w:right w:val="nil"/>
-            </w:tcBorders>
-          </w:tcPr>
-          <w:p>
-            <w:pPr>
-              <w:pStyle w:val="Logro"/>
-              <w:numPr>
-                <w:ilvl w:val="0"/>
-                <w:numId w:val="0"/>
-              </w:numPr>
-              <w:spacing w:after="0"/>
-              <w:ind w:left="350" w:hanging="240"/>
-              <w:jc w:val="left"/>
-              <w:rPr>
-                <w:rFonts w:ascii="Arial" w:hAnsi="Arial" w:cs="Arial"/>
-                <w:b/>
-                <w:sz w:val="24"/>
-                <w:szCs w:val="28"/>
-                <w:lang w:val="en-US"/>
-              </w:rPr>
-            </w:pPr>
-            <w:r>
-              <w:rPr>
-                <w:rFonts w:ascii="Arial" w:hAnsi="Arial" w:cs="Arial"/>
-                <w:b/>
-                <w:sz w:val="24"/>
-                <w:szCs w:val="28"/>
-                <w:lang w:val="en-US"/>
-              </w:rPr>
-              <w:t>EXECUTIVE MAGAZINE</w:t>
-            </w:r>
-          </w:p>
-          <w:p>
-            <w:pPr>
-              <w:pStyle w:val="Puesto"/>
-              <w:spacing w:after="0" w:line="240" w:lineRule="auto"/>
-              <w:ind w:left="350"/>
-              <w:rPr>
-                <w:sz w:val="24"/>
-                <w:szCs w:val="28"/>
-              </w:rPr>
-            </w:pPr>
-            <w:r>
-              <w:rPr>
-                <w:sz w:val="24"/>
-                <w:szCs w:val="28"/>
-              </w:rPr>
-              <w:t>Intern</w:t>
-            </w:r>
-          </w:p>
-          <w:p>
-            <w:pPr>
-              <w:pStyle w:val="Logro"/>
-              <w:tabs>
-                <w:tab w:val="clear" w:pos="360"/>
-              </w:tabs>
-              <w:spacing w:after="0" w:line="240" w:lineRule="auto"/>
-              <w:ind w:left="350" w:hanging="251"/>
-              <w:jc w:val="left"/>
-              <w:rPr>
-                <w:sz w:val="24"/>
-                <w:szCs w:val="28"/>
-                <w:lang w:val="en-US"/>
-              </w:rPr>
-            </w:pPr>
-            <w:r>
-              <w:rPr>
-                <w:sz w:val="24"/>
-                <w:szCs w:val="28"/>
-                <w:lang w:val="en-US"/>
-              </w:rPr>
-              <w:t>Published</w:t>
-            </w:r>
-            <w:r>
-              <w:rPr>
-                <w:sz w:val="24"/>
-                <w:szCs w:val="28"/>
-                <w:lang w:val="en-US"/>
-              </w:rPr>
-              <w:t xml:space="preserve"> </w:t>
-            </w:r>
-            <w:r>
-              <w:rPr>
-                <w:sz w:val="24"/>
-                <w:szCs w:val="28"/>
-                <w:lang w:val="en-US"/>
-              </w:rPr>
-              <w:t xml:space="preserve">2 </w:t>
-            </w:r>
-            <w:r>
-              <w:rPr>
-                <w:sz w:val="24"/>
-                <w:szCs w:val="28"/>
-                <w:lang w:val="en-US"/>
-              </w:rPr>
-              <w:t>articles on the spillover effects from the civil unrest in Syria</w:t>
-            </w:r>
-            <w:r>
-              <w:rPr>
-                <w:sz w:val="24"/>
-                <w:szCs w:val="28"/>
-                <w:lang w:val="en-US"/>
-              </w:rPr>
-              <w:t>.</w:t>
-            </w:r>
-          </w:p>
-        </w:tc>
-        <w:tc>
-          <w:tcPr>
-            <w:tcW w:w="1741" w:type="dxa"/>
-            <w:gridSpan w:val="3"/>
-            <w:tcBorders>
-              <w:top w:val="nil"/>
-              <w:left w:val="nil"/>
-              <w:bottom w:val="nil"/>
-              <w:right w:val="nil"/>
-            </w:tcBorders>
-          </w:tcPr>
-          <w:p>
-            <w:pPr>
-              <w:pStyle w:val="Institucin"/>
-              <w:tabs>
-                <w:tab w:val="clear" w:pos="1440"/>
-                <w:tab w:val="clear" w:pos="6480"/>
-                <w:tab w:val="left" w:pos="6521"/>
-              </w:tabs>
-              <w:spacing w:line="240" w:lineRule="auto"/>
-              <w:ind w:left="-43" w:firstLine="23"/>
-              <w:jc w:val="left"/>
-              <w:rPr>
-                <w:sz w:val="24"/>
-                <w:szCs w:val="28"/>
-                <w:lang w:val="en-US"/>
-              </w:rPr>
-            </w:pPr>
-            <w:r>
-              <w:rPr>
-                <w:sz w:val="24"/>
-                <w:szCs w:val="28"/>
-                <w:lang w:val="en-US"/>
-              </w:rPr>
-              <w:t xml:space="preserve">Beirut, </w:t>
-            </w:r>
-          </w:p>
-          <w:p>
-            <w:pPr>
-              <w:pStyle w:val="Institucin"/>
-              <w:tabs>
-                <w:tab w:val="clear" w:pos="1440"/>
-                <w:tab w:val="clear" w:pos="6480"/>
-                <w:tab w:val="left" w:pos="6521"/>
-              </w:tabs>
-              <w:spacing w:line="240" w:lineRule="auto"/>
-              <w:ind w:left="-43" w:firstLine="23"/>
-              <w:jc w:val="left"/>
-              <w:rPr>
-                <w:sz w:val="24"/>
-                <w:szCs w:val="28"/>
-              </w:rPr>
-            </w:pPr>
-            <w:r>
-              <w:rPr>
-                <w:sz w:val="24"/>
-                <w:szCs w:val="28"/>
-                <w:lang w:val="en-US"/>
-              </w:rPr>
-              <w:t>Lebanon</w:t>
-            </w:r>
-          </w:p>
-        </w:tc>
-      </w:tr>
-      <w:tr>
-        <w:trPr>
-          <w:trHeight w:val="91"/>
-        </w:trPr>
-        <w:tc>
-          <w:tcPr>
-            <w:tcW w:w="11297" w:type="dxa"/>
-            <w:gridSpan w:val="7"/>
+            <w:tcW w:w="11430" w:type="dxa"/>
+            <w:gridSpan w:val="2"/>
             <w:tcBorders>
               <w:top w:val="nil"/>
               <w:left w:val="nil"/>
@@ -1441,18 +1287,20 @@
           <w:p>
             <w:pPr>
               <w:rPr>
-                <w:b/>
-                <w:sz w:val="24"/>
-                <w:szCs w:val="28"/>
-              </w:rPr>
-            </w:pPr>
-            <w:r>
-              <w:rPr>
                 <w:rFonts w:ascii="Garamond" w:hAnsi="Garamond"/>
                 <w:b/>
                 <w:caps/>
-                <w:sz w:val="24"/>
-                <w:szCs w:val="28"/>
+                <w:sz w:val="28"/>
+                <w:szCs w:val="32"/>
+              </w:rPr>
+            </w:pPr>
+            <w:r>
+              <w:rPr>
+                <w:rFonts w:ascii="Garamond" w:hAnsi="Garamond"/>
+                <w:b/>
+                <w:caps/>
+                <w:sz w:val="28"/>
+                <w:szCs w:val="32"/>
               </w:rPr>
               <w:t>Education</w:t>
             </w:r>
@@ -1461,13 +1309,13 @@
       </w:tr>
       <w:tr>
         <w:trPr>
-          <w:gridAfter w:val="2"/>
-          <w:wAfter w:w="1085" w:type="dxa"/>
-          <w:trHeight w:val="721"/>
+          <w:gridAfter w:val="1"/>
+          <w:wAfter w:w="90" w:type="dxa"/>
+          <w:trHeight w:val="1072"/>
         </w:trPr>
         <w:tc>
           <w:tcPr>
-            <w:tcW w:w="2002" w:type="dxa"/>
+            <w:tcW w:w="11430" w:type="dxa"/>
             <w:gridSpan w:val="2"/>
             <w:tcBorders>
               <w:top w:val="single" w:sz="4" w:space="0" w:color="7F7F7F" w:themeColor="text1" w:themeTint="80"/>
@@ -1478,42 +1326,10 @@
           </w:tcPr>
           <w:p>
             <w:pPr>
-              <w:pStyle w:val="Sinttulo"/>
-              <w:spacing w:before="60"/>
-              <w:rPr>
-                <w:rFonts w:cs="Segoe UI"/>
-                <w:caps w:val="0"/>
-                <w:sz w:val="24"/>
-                <w:szCs w:val="28"/>
-                <w:lang w:val="en-US"/>
-              </w:rPr>
-            </w:pPr>
-            <w:r>
-              <w:rPr>
-                <w:rFonts w:cs="Segoe UI"/>
-                <w:caps w:val="0"/>
-                <w:sz w:val="24"/>
-                <w:szCs w:val="28"/>
-                <w:lang w:val="en-US"/>
-              </w:rPr>
-              <w:t>Aug. 2016 – Aug. 2017</w:t>
-            </w:r>
-          </w:p>
-        </w:tc>
-        <w:tc>
-          <w:tcPr>
-            <w:tcW w:w="8210" w:type="dxa"/>
-            <w:gridSpan w:val="3"/>
-            <w:tcBorders>
-              <w:top w:val="single" w:sz="4" w:space="0" w:color="7F7F7F" w:themeColor="text1" w:themeTint="80"/>
-              <w:left w:val="nil"/>
-              <w:bottom w:val="nil"/>
-              <w:right w:val="nil"/>
-            </w:tcBorders>
-          </w:tcPr>
-          <w:p>
-            <w:pPr>
               <w:pStyle w:val="Institucin"/>
+              <w:pBdr>
+                <w:right w:val="single" w:sz="4" w:space="4" w:color="7F7F7F" w:themeColor="text1" w:themeTint="80"/>
+              </w:pBdr>
               <w:tabs>
                 <w:tab w:val="clear" w:pos="1440"/>
                 <w:tab w:val="clear" w:pos="6480"/>
@@ -1539,153 +1355,220 @@
               </w:rPr>
               <w:t>GEORGETOWN UNIVERSITY</w:t>
             </w:r>
+            <w:r>
+              <w:rPr>
+                <w:rFonts w:ascii="Arial" w:hAnsi="Arial"/>
+                <w:b/>
+                <w:sz w:val="24"/>
+                <w:szCs w:val="28"/>
+                <w:lang w:val="en-US"/>
+              </w:rPr>
+              <w:t xml:space="preserve"> – </w:t>
+            </w:r>
+            <w:r>
+              <w:rPr>
+                <w:sz w:val="28"/>
+                <w:szCs w:val="32"/>
+                <w:lang w:val="en-US"/>
+              </w:rPr>
+              <w:t>MA</w:t>
+            </w:r>
+            <w:r>
+              <w:rPr>
+                <w:sz w:val="28"/>
+                <w:szCs w:val="32"/>
+                <w:lang w:val="en-US"/>
+              </w:rPr>
+              <w:t xml:space="preserve"> in</w:t>
+            </w:r>
+            <w:r>
+              <w:rPr>
+                <w:i/>
+                <w:spacing w:val="5"/>
+                <w:sz w:val="32"/>
+                <w:szCs w:val="36"/>
+              </w:rPr>
+              <w:t xml:space="preserve"> </w:t>
+            </w:r>
+            <w:r>
+              <w:rPr>
+                <w:sz w:val="28"/>
+                <w:szCs w:val="32"/>
+                <w:lang w:val="en-US"/>
+              </w:rPr>
+              <w:t>Applied Economics</w:t>
+            </w:r>
+            <w:r>
+              <w:rPr>
+                <w:i/>
+                <w:spacing w:val="5"/>
+                <w:sz w:val="28"/>
+                <w:szCs w:val="32"/>
+              </w:rPr>
+              <w:t xml:space="preserve">, </w:t>
+            </w:r>
+            <w:r>
+              <w:rPr>
+                <w:i/>
+                <w:spacing w:val="5"/>
+                <w:sz w:val="28"/>
+                <w:szCs w:val="32"/>
+              </w:rPr>
+              <w:t>GPA 3.90</w:t>
+            </w:r>
           </w:p>
           <w:p>
             <w:pPr>
-              <w:rPr>
-                <w:sz w:val="24"/>
-                <w:szCs w:val="28"/>
+              <w:pStyle w:val="Institucin"/>
+              <w:pBdr>
+                <w:right w:val="single" w:sz="4" w:space="4" w:color="7F7F7F" w:themeColor="text1" w:themeTint="80"/>
+              </w:pBdr>
+              <w:tabs>
+                <w:tab w:val="left" w:pos="6521"/>
+              </w:tabs>
+              <w:spacing w:line="276" w:lineRule="auto"/>
+              <w:jc w:val="left"/>
+              <w:rPr>
+                <w:rFonts w:ascii="Arial" w:hAnsi="Arial"/>
+                <w:b/>
+                <w:sz w:val="24"/>
+                <w:szCs w:val="28"/>
+                <w:lang w:val="en-US"/>
               </w:rPr>
             </w:pPr>
             <w:r>
               <w:rPr>
-                <w:rFonts w:ascii="Garamond" w:eastAsia="Times New Roman" w:hAnsi="Garamond"/>
-                <w:i/>
+                <w:rFonts w:ascii="Arial" w:hAnsi="Arial"/>
+                <w:b/>
+                <w:sz w:val="24"/>
+                <w:szCs w:val="28"/>
+                <w:lang w:val="en-US"/>
+              </w:rPr>
+              <w:t>AMERICAN UNIVERSITY OF BEIRUT</w:t>
+            </w:r>
+            <w:r>
+              <w:rPr>
+                <w:rFonts w:ascii="Arial" w:hAnsi="Arial"/>
+                <w:b/>
+                <w:sz w:val="24"/>
+                <w:szCs w:val="28"/>
+                <w:lang w:val="en-US"/>
+              </w:rPr>
+              <w:t xml:space="preserve"> – </w:t>
+            </w:r>
+            <w:r>
+              <w:rPr>
+                <w:iCs/>
                 <w:spacing w:val="5"/>
-                <w:sz w:val="24"/>
-                <w:szCs w:val="28"/>
-                <w:lang w:eastAsia="es-ES"/>
-              </w:rPr>
-              <w:t>Master of Arts in Applied Economics (GPA 3.90)</w:t>
-            </w:r>
+                <w:sz w:val="28"/>
+                <w:szCs w:val="32"/>
+              </w:rPr>
+              <w:t xml:space="preserve">BA in </w:t>
+            </w:r>
+            <w:proofErr w:type="spellStart"/>
+            <w:r>
+              <w:rPr>
+                <w:iCs/>
+                <w:spacing w:val="5"/>
+                <w:sz w:val="28"/>
+                <w:szCs w:val="32"/>
+              </w:rPr>
+              <w:t>Economics</w:t>
+            </w:r>
+            <w:proofErr w:type="spellEnd"/>
+            <w:r>
+              <w:rPr>
+                <w:iCs/>
+                <w:spacing w:val="5"/>
+                <w:sz w:val="28"/>
+                <w:szCs w:val="32"/>
+              </w:rPr>
+              <w:t xml:space="preserve"> </w:t>
+            </w:r>
+            <w:proofErr w:type="spellStart"/>
+            <w:r>
+              <w:rPr>
+                <w:iCs/>
+                <w:spacing w:val="5"/>
+                <w:sz w:val="28"/>
+                <w:szCs w:val="32"/>
+              </w:rPr>
+              <w:t>with</w:t>
+            </w:r>
+            <w:proofErr w:type="spellEnd"/>
+            <w:r>
+              <w:rPr>
+                <w:iCs/>
+                <w:spacing w:val="5"/>
+                <w:sz w:val="28"/>
+                <w:szCs w:val="32"/>
+              </w:rPr>
+              <w:t xml:space="preserve"> </w:t>
+            </w:r>
+            <w:proofErr w:type="spellStart"/>
+            <w:r>
+              <w:rPr>
+                <w:iCs/>
+                <w:spacing w:val="5"/>
+                <w:sz w:val="28"/>
+                <w:szCs w:val="32"/>
+              </w:rPr>
+              <w:t>focus</w:t>
+            </w:r>
+            <w:proofErr w:type="spellEnd"/>
+            <w:r>
+              <w:rPr>
+                <w:iCs/>
+                <w:spacing w:val="5"/>
+                <w:sz w:val="28"/>
+                <w:szCs w:val="32"/>
+              </w:rPr>
+              <w:t xml:space="preserve"> </w:t>
+            </w:r>
+            <w:proofErr w:type="spellStart"/>
+            <w:r>
+              <w:rPr>
+                <w:iCs/>
+                <w:spacing w:val="5"/>
+                <w:sz w:val="28"/>
+                <w:szCs w:val="32"/>
+              </w:rPr>
+              <w:t>on</w:t>
+            </w:r>
+            <w:proofErr w:type="spellEnd"/>
+            <w:r>
+              <w:rPr>
+                <w:iCs/>
+                <w:spacing w:val="5"/>
+                <w:sz w:val="28"/>
+                <w:szCs w:val="32"/>
+              </w:rPr>
+              <w:t xml:space="preserve"> </w:t>
+            </w:r>
+            <w:proofErr w:type="spellStart"/>
+            <w:r>
+              <w:rPr>
+                <w:iCs/>
+                <w:spacing w:val="5"/>
+                <w:sz w:val="28"/>
+                <w:szCs w:val="32"/>
+              </w:rPr>
+              <w:t>Macroeconomics</w:t>
+            </w:r>
+            <w:proofErr w:type="spellEnd"/>
           </w:p>
         </w:tc>
       </w:tr>
       <w:tr>
         <w:trPr>
-          <w:gridAfter w:val="2"/>
-          <w:wAfter w:w="1085" w:type="dxa"/>
-          <w:trHeight w:val="795"/>
-        </w:trPr>
-        <w:tc>
-          <w:tcPr>
-            <w:tcW w:w="2002" w:type="dxa"/>
-            <w:gridSpan w:val="2"/>
-            <w:tcBorders>
-              <w:top w:val="nil"/>
-              <w:left w:val="nil"/>
-              <w:bottom w:val="nil"/>
-              <w:right w:val="nil"/>
-            </w:tcBorders>
-          </w:tcPr>
-          <w:p>
-            <w:pPr>
-              <w:pStyle w:val="Sinttulo"/>
-              <w:spacing w:before="60"/>
-              <w:rPr>
-                <w:rFonts w:cs="Segoe UI"/>
-                <w:caps w:val="0"/>
-                <w:sz w:val="24"/>
-                <w:szCs w:val="28"/>
-                <w:lang w:val="en-US"/>
-              </w:rPr>
-            </w:pPr>
-            <w:r>
-              <w:rPr>
-                <w:rFonts w:cs="Segoe UI"/>
-                <w:caps w:val="0"/>
-                <w:sz w:val="24"/>
-                <w:szCs w:val="28"/>
-                <w:lang w:val="en-US"/>
-              </w:rPr>
-              <w:t>Sept. 2010 – Jun. 2013</w:t>
-            </w:r>
-          </w:p>
-        </w:tc>
-        <w:tc>
-          <w:tcPr>
-            <w:tcW w:w="8210" w:type="dxa"/>
-            <w:gridSpan w:val="3"/>
-            <w:tcBorders>
-              <w:top w:val="nil"/>
-              <w:left w:val="nil"/>
-              <w:bottom w:val="nil"/>
-              <w:right w:val="nil"/>
-            </w:tcBorders>
-          </w:tcPr>
-          <w:p>
-            <w:pPr>
-              <w:pStyle w:val="Institucin"/>
-              <w:tabs>
-                <w:tab w:val="clear" w:pos="1440"/>
-                <w:tab w:val="clear" w:pos="6480"/>
-                <w:tab w:val="left" w:pos="6521"/>
-              </w:tabs>
-              <w:spacing w:line="276" w:lineRule="auto"/>
-              <w:jc w:val="left"/>
-              <w:rPr>
-                <w:rFonts w:ascii="Arial" w:hAnsi="Arial"/>
-                <w:b/>
-                <w:sz w:val="24"/>
-                <w:szCs w:val="28"/>
-                <w:lang w:val="en-US"/>
-              </w:rPr>
-            </w:pPr>
-            <w:r>
-              <w:rPr>
-                <w:rFonts w:ascii="Arial" w:hAnsi="Arial"/>
-                <w:b/>
-                <w:sz w:val="24"/>
-                <w:szCs w:val="28"/>
-                <w:lang w:val="en-US"/>
-              </w:rPr>
-              <w:t>AMERICAN UNIVERSITY OF BEIRUT</w:t>
-            </w:r>
-          </w:p>
-          <w:p>
-            <w:pPr>
-              <w:rPr>
-                <w:rFonts w:ascii="Garamond" w:eastAsia="Times New Roman" w:hAnsi="Garamond"/>
-                <w:i/>
-                <w:spacing w:val="5"/>
-                <w:sz w:val="24"/>
-                <w:szCs w:val="28"/>
-                <w:lang w:eastAsia="es-ES"/>
-              </w:rPr>
-            </w:pPr>
-            <w:r>
-              <w:rPr>
-                <w:rFonts w:ascii="Garamond" w:eastAsia="Times New Roman" w:hAnsi="Garamond"/>
-                <w:i/>
-                <w:spacing w:val="5"/>
-                <w:sz w:val="24"/>
-                <w:szCs w:val="28"/>
-                <w:lang w:eastAsia="es-ES"/>
-              </w:rPr>
-              <w:t xml:space="preserve">B.A in Economics </w:t>
-            </w:r>
-            <w:r>
-              <w:rPr>
-                <w:rFonts w:ascii="Garamond" w:eastAsia="Times New Roman" w:hAnsi="Garamond"/>
-                <w:i/>
-                <w:spacing w:val="5"/>
-                <w:sz w:val="24"/>
-                <w:szCs w:val="28"/>
-                <w:lang w:eastAsia="es-ES"/>
-              </w:rPr>
-              <w:t>with focus on International Macroeconomics</w:t>
-            </w:r>
-          </w:p>
-        </w:tc>
-      </w:tr>
-      <w:tr>
-        <w:trPr>
+          <w:gridAfter w:val="1"/>
+          <w:wAfter w:w="90" w:type="dxa"/>
           <w:trHeight w:val="104"/>
         </w:trPr>
         <w:tc>
           <w:tcPr>
-            <w:tcW w:w="11297" w:type="dxa"/>
-            <w:gridSpan w:val="7"/>
+            <w:tcW w:w="11430" w:type="dxa"/>
+            <w:gridSpan w:val="2"/>
             <w:tcBorders>
               <w:top w:val="nil"/>
               <w:left w:val="nil"/>
@@ -1707,8 +1590,8 @@
                 <w:rFonts w:ascii="Garamond" w:hAnsi="Garamond"/>
                 <w:b/>
                 <w:caps/>
-                <w:sz w:val="24"/>
-                <w:szCs w:val="28"/>
+                <w:sz w:val="28"/>
+                <w:szCs w:val="32"/>
               </w:rPr>
               <w:t>Skills</w:t>
             </w:r>
@@ -1717,16 +1600,18 @@
       </w:tr>
       <w:tr>
         <w:trPr>
-          <w:trHeight w:val="722"/>
+          <w:gridAfter w:val="1"/>
+          <w:wAfter w:w="90" w:type="dxa"/>
+          <w:trHeight w:val="1711"/>
         </w:trPr>
         <w:tc>
           <w:tcPr>
-            <w:tcW w:w="11297" w:type="dxa"/>
-            <w:gridSpan w:val="7"/>
+            <w:tcW w:w="11430" w:type="dxa"/>
+            <w:gridSpan w:val="2"/>
             <w:tcBorders>
               <w:top w:val="single" w:sz="4" w:space="0" w:color="7F7F7F" w:themeColor="text1" w:themeTint="80"/>
               <w:left w:val="nil"/>
-              <w:bottom w:val="single" w:sz="4" w:space="0" w:color="FFFFFF" w:themeColor="background1"/>
+              <w:bottom w:val="single" w:sz="4" w:space="0" w:color="7F7F7F" w:themeColor="text1" w:themeTint="80"/>
               <w:right w:val="nil"/>
             </w:tcBorders>
           </w:tcPr>
@@ -1803,15 +1688,15 @@
                 <w:szCs w:val="28"/>
                 <w:lang w:val="en-US"/>
               </w:rPr>
-              <w:t>OLS, Fixed Effects, 2SLS, Causal Inference (Reg</w:t>
-            </w:r>
-            <w:r>
-              <w:rPr>
-                <w:sz w:val="24"/>
-                <w:szCs w:val="28"/>
-                <w:lang w:val="en-US"/>
-              </w:rPr>
-              <w:t>ression</w:t>
+              <w:t>OLS, Fixed Effects, 2SLS, Causal Inference (</w:t>
+            </w:r>
+            <w:r>
+              <w:rPr>
+                <w:sz w:val="24"/>
+                <w:szCs w:val="28"/>
+                <w:lang w:val="en-US"/>
+              </w:rPr>
+              <w:t>RCT, Reg.</w:t>
             </w:r>
             <w:r>
               <w:rPr>
@@ -1903,36 +1788,247 @@
                 <w:numId w:val="0"/>
               </w:numPr>
               <w:spacing w:after="0" w:line="276" w:lineRule="auto"/>
-              <w:ind w:left="355"/>
-              <w:rPr>
-                <w:sz w:val="24"/>
-                <w:szCs w:val="28"/>
-                <w:lang w:val="en-US"/>
+              <w:ind w:left="240" w:hanging="240"/>
+              <w:rPr>
+                <w:sz w:val="24"/>
+                <w:szCs w:val="28"/>
               </w:rPr>
             </w:pPr>
           </w:p>
           <w:p>
             <w:pPr>
-              <w:pStyle w:val="Logro"/>
-              <w:numPr>
-                <w:ilvl w:val="0"/>
-                <w:numId w:val="0"/>
-              </w:numPr>
-              <w:spacing w:after="0" w:line="276" w:lineRule="auto"/>
-              <w:ind w:left="240" w:right="-616" w:hanging="240"/>
               <w:rPr>
                 <w:sz w:val="24"/>
                 <w:szCs w:val="28"/>
               </w:rPr>
             </w:pPr>
+            <w:r>
+              <w:rPr>
+                <w:rFonts w:ascii="Garamond" w:hAnsi="Garamond"/>
+                <w:b/>
+                <w:caps/>
+                <w:sz w:val="28"/>
+                <w:szCs w:val="32"/>
+              </w:rPr>
+              <w:t>PUBLICATIONS</w:t>
+            </w:r>
           </w:p>
         </w:tc>
       </w:tr>
     </w:tbl>
-    <w:p/>
+    <w:p>
+      <w:pPr>
+        <w:pStyle w:val="Logro"/>
+        <w:tabs>
+          <w:tab w:val="clear" w:pos="360"/>
+        </w:tabs>
+        <w:spacing w:after="0" w:line="276" w:lineRule="auto"/>
+        <w:ind w:left="700" w:hanging="345"/>
+        <w:rPr>
+          <w:sz w:val="24"/>
+          <w:szCs w:val="28"/>
+          <w:lang w:val="en-US"/>
+        </w:rPr>
+      </w:pPr>
+      <w:hyperlink r:id="rId9" w:history="1">
+        <w:r>
+          <w:rPr>
+            <w:rStyle w:val="Hyperlink"/>
+            <w:sz w:val="24"/>
+            <w:szCs w:val="28"/>
+            <w:lang w:val="en-US"/>
+          </w:rPr>
+          <w:t>Investor Sentiment, Sovereign Debt Mispricing, and Economic Outcomes</w:t>
+        </w:r>
+        <w:r>
+          <w:rPr>
+            <w:rStyle w:val="Hyperlink"/>
+            <w:sz w:val="24"/>
+            <w:szCs w:val="28"/>
+            <w:lang w:val="en-US"/>
+          </w:rPr>
+          <w:t>;</w:t>
+        </w:r>
+      </w:hyperlink>
+      <w:r>
+        <w:rPr>
+          <w:sz w:val="24"/>
+          <w:szCs w:val="28"/>
+          <w:lang w:val="en-US"/>
+        </w:rPr>
+        <w:t xml:space="preserve"> IMF Working Paper, Aug. 2020</w:t>
+      </w:r>
+    </w:p>
+    <w:p>
+      <w:pPr>
+        <w:pStyle w:val="Logro"/>
+        <w:tabs>
+          <w:tab w:val="clear" w:pos="360"/>
+        </w:tabs>
+        <w:spacing w:after="0" w:line="276" w:lineRule="auto"/>
+        <w:ind w:left="700" w:hanging="345"/>
+        <w:rPr>
+          <w:sz w:val="24"/>
+          <w:szCs w:val="28"/>
+          <w:lang w:val="en-US"/>
+        </w:rPr>
+      </w:pPr>
+      <w:hyperlink r:id="rId10" w:history="1">
+        <w:r>
+          <w:rPr>
+            <w:rStyle w:val="Hyperlink"/>
+            <w:sz w:val="24"/>
+            <w:szCs w:val="28"/>
+            <w:lang w:val="en-US"/>
+          </w:rPr>
+          <w:t>Quantifying the Contribution of NBA Coaches using Fixed Effects</w:t>
+        </w:r>
+      </w:hyperlink>
+      <w:r>
+        <w:rPr>
+          <w:sz w:val="24"/>
+          <w:szCs w:val="28"/>
+          <w:lang w:val="en-US"/>
+        </w:rPr>
+        <w:t>; Article on Medium, Oct. 2020</w:t>
+      </w:r>
+    </w:p>
+    <w:p>
+      <w:pPr>
+        <w:pStyle w:val="Logro"/>
+        <w:tabs>
+          <w:tab w:val="clear" w:pos="360"/>
+        </w:tabs>
+        <w:spacing w:after="0" w:line="276" w:lineRule="auto"/>
+        <w:ind w:left="700" w:hanging="345"/>
+        <w:rPr>
+          <w:sz w:val="24"/>
+          <w:szCs w:val="28"/>
+          <w:lang w:val="en-US"/>
+        </w:rPr>
+      </w:pPr>
+      <w:hyperlink r:id="rId11" w:history="1">
+        <w:r>
+          <w:rPr>
+            <w:rStyle w:val="Hyperlink"/>
+            <w:sz w:val="24"/>
+            <w:szCs w:val="28"/>
+            <w:lang w:val="en-US"/>
+          </w:rPr>
+          <w:t>Economic Integration in the Maghreb: An Untapped Source of Growth;</w:t>
+        </w:r>
+      </w:hyperlink>
+      <w:r>
+        <w:rPr>
+          <w:sz w:val="24"/>
+          <w:szCs w:val="28"/>
+          <w:lang w:val="en-US"/>
+        </w:rPr>
+        <w:t xml:space="preserve"> IMF Policy Paper, Feb. 2019</w:t>
+      </w:r>
+    </w:p>
+    <w:p>
+      <w:pPr>
+        <w:pStyle w:val="Logro"/>
+        <w:tabs>
+          <w:tab w:val="clear" w:pos="360"/>
+        </w:tabs>
+        <w:spacing w:after="0" w:line="276" w:lineRule="auto"/>
+        <w:ind w:left="700" w:hanging="345"/>
+        <w:rPr>
+          <w:sz w:val="24"/>
+          <w:szCs w:val="28"/>
+          <w:lang w:val="en-US"/>
+        </w:rPr>
+      </w:pPr>
+      <w:hyperlink r:id="rId12" w:history="1">
+        <w:r>
+          <w:rPr>
+            <w:rStyle w:val="Hyperlink"/>
+            <w:sz w:val="24"/>
+            <w:szCs w:val="28"/>
+            <w:lang w:val="en-US"/>
+          </w:rPr>
+          <w:t>Counting the Cost: How much is Lebanon’s economy being hurt by Syria’s crisis;</w:t>
+        </w:r>
+      </w:hyperlink>
+      <w:r>
+        <w:rPr>
+          <w:sz w:val="24"/>
+          <w:szCs w:val="28"/>
+          <w:lang w:val="en-US"/>
+        </w:rPr>
+        <w:t xml:space="preserve"> Article, Aug. 2013</w:t>
+      </w:r>
+    </w:p>
+    <w:p>
+      <w:pPr>
+        <w:pStyle w:val="Logro"/>
+        <w:tabs>
+          <w:tab w:val="clear" w:pos="360"/>
+        </w:tabs>
+        <w:spacing w:after="0" w:line="276" w:lineRule="auto"/>
+        <w:ind w:left="700" w:hanging="345"/>
+        <w:rPr>
+          <w:sz w:val="24"/>
+          <w:szCs w:val="28"/>
+          <w:lang w:val="en-US"/>
+        </w:rPr>
+      </w:pPr>
+      <w:hyperlink r:id="rId13" w:history="1">
+        <w:r>
+          <w:rPr>
+            <w:rStyle w:val="Hyperlink"/>
+            <w:sz w:val="24"/>
+            <w:szCs w:val="28"/>
+            <w:lang w:val="en-US"/>
+          </w:rPr>
+          <w:t>Politics is Stopping us Help Syrians;</w:t>
+        </w:r>
+      </w:hyperlink>
+      <w:r>
+        <w:rPr>
+          <w:sz w:val="24"/>
+          <w:szCs w:val="28"/>
+          <w:lang w:val="en-US"/>
+        </w:rPr>
+        <w:t xml:space="preserve"> </w:t>
+      </w:r>
+      <w:r>
+        <w:rPr>
+          <w:sz w:val="24"/>
+          <w:szCs w:val="28"/>
+          <w:lang w:val="en-US"/>
+        </w:rPr>
+        <w:t>Interview with Government Official</w:t>
+      </w:r>
+      <w:r>
+        <w:rPr>
+          <w:sz w:val="24"/>
+          <w:szCs w:val="28"/>
+          <w:lang w:val="en-US"/>
+        </w:rPr>
+        <w:t>; Aug. 2013</w:t>
+      </w:r>
+    </w:p>
+    <w:p>
+      <w:pPr>
+        <w:pStyle w:val="Logro"/>
+        <w:numPr>
+          <w:ilvl w:val="0"/>
+          <w:numId w:val="0"/>
+        </w:numPr>
+        <w:spacing w:after="0" w:line="276" w:lineRule="auto"/>
+        <w:rPr>
+          <w:sz w:val="24"/>
+          <w:szCs w:val="28"/>
+          <w:lang w:val="en-US"/>
+        </w:rPr>
+      </w:pPr>
+    </w:p>
     <w:sectPr>
-      <w:headerReference w:type="default" r:id="rId9"/>
-      <w:headerReference w:type="first" r:id="rId10"/>
+      <w:headerReference w:type="default" r:id="rId14"/>
+      <w:headerReference w:type="first" r:id="rId15"/>
       <w:pgSz w:w="12240" w:h="15840"/>
       <w:pgMar w:top="187" w:right="720" w:bottom="0" w:left="720" w:header="0" w:footer="0" w:gutter="0"/>
       <w:cols w:space="720"/>
@@ -2862,6 +2958,21 @@
     <w:abstractNumId w:val="8"/>
   </w:num>
   <w:num w:numId="32">
+    <w:abstractNumId w:val="6"/>
+  </w:num>
+  <w:num w:numId="33">
+    <w:abstractNumId w:val="6"/>
+  </w:num>
+  <w:num w:numId="34">
+    <w:abstractNumId w:val="6"/>
+  </w:num>
+  <w:num w:numId="35">
+    <w:abstractNumId w:val="6"/>
+  </w:num>
+  <w:num w:numId="36">
+    <w:abstractNumId w:val="6"/>
+  </w:num>
+  <w:num w:numId="37">
     <w:abstractNumId w:val="6"/>
   </w:num>
 </w:numbering>
